--- a/doc/1.《易启动》部署指南(Linux系统).docx
+++ b/doc/1.《易启动》部署指南(Linux系统).docx
@@ -104,8 +104,6 @@
         </w:rPr>
         <w:t>支持的操作系统</w:t>
       </w:r>
-      <w:bookmarkStart w:id="0" w:name="_GoBack"/>
-      <w:bookmarkEnd w:id="0"/>
     </w:p>
     <w:tbl>
       <w:tblPr>
@@ -617,6 +615,7 @@
             <w:insideH w:val="none" w:color="auto" w:sz="0" w:space="0"/>
             <w:insideV w:val="none" w:color="auto" w:sz="0" w:space="0"/>
           </w:tblBorders>
+          <w:shd w:val="clear" w:color="auto" w:fill="FFFFFF"/>
           <w:tblCellMar>
             <w:top w:w="15" w:type="dxa"/>
             <w:left w:w="15" w:type="dxa"/>
@@ -946,6 +945,7 @@
             <w:insideH w:val="none" w:color="auto" w:sz="0" w:space="0"/>
             <w:insideV w:val="none" w:color="auto" w:sz="0" w:space="0"/>
           </w:tblBorders>
+          <w:shd w:val="clear" w:color="auto" w:fill="FFFFFF"/>
           <w:tblCellMar>
             <w:top w:w="15" w:type="dxa"/>
             <w:left w:w="15" w:type="dxa"/>
@@ -1110,6 +1110,7 @@
             <w:insideH w:val="none" w:color="auto" w:sz="0" w:space="0"/>
             <w:insideV w:val="none" w:color="auto" w:sz="0" w:space="0"/>
           </w:tblBorders>
+          <w:shd w:val="clear" w:color="auto" w:fill="FFFFFF"/>
           <w:tblCellMar>
             <w:top w:w="15" w:type="dxa"/>
             <w:left w:w="15" w:type="dxa"/>
@@ -1274,6 +1275,7 @@
             <w:insideH w:val="none" w:color="auto" w:sz="0" w:space="0"/>
             <w:insideV w:val="none" w:color="auto" w:sz="0" w:space="0"/>
           </w:tblBorders>
+          <w:shd w:val="clear" w:color="auto" w:fill="FFFFFF"/>
           <w:tblCellMar>
             <w:top w:w="15" w:type="dxa"/>
             <w:left w:w="15" w:type="dxa"/>
@@ -1438,6 +1440,7 @@
             <w:insideH w:val="none" w:color="auto" w:sz="0" w:space="0"/>
             <w:insideV w:val="none" w:color="auto" w:sz="0" w:space="0"/>
           </w:tblBorders>
+          <w:shd w:val="clear" w:color="auto" w:fill="FFFFFF"/>
           <w:tblCellMar>
             <w:top w:w="15" w:type="dxa"/>
             <w:left w:w="15" w:type="dxa"/>
@@ -2674,7 +2677,12 @@
             <w:insideH w:val="none" w:color="auto" w:sz="0" w:space="0"/>
             <w:insideV w:val="none" w:color="auto" w:sz="0" w:space="0"/>
           </w:tblBorders>
-          <w:shd w:val="clear" w:color="auto" w:fill="auto"/>
+          <w:tblCellMar>
+            <w:top w:w="15" w:type="dxa"/>
+            <w:left w:w="15" w:type="dxa"/>
+            <w:bottom w:w="15" w:type="dxa"/>
+            <w:right w:w="15" w:type="dxa"/>
+          </w:tblCellMar>
         </w:tblPrEx>
         <w:trPr>
           <w:tblHeader/>
@@ -2723,7 +2731,6 @@
             <w:insideH w:val="none" w:color="auto" w:sz="0" w:space="0"/>
             <w:insideV w:val="none" w:color="auto" w:sz="0" w:space="0"/>
           </w:tblBorders>
-          <w:shd w:val="clear" w:color="auto" w:fill="auto"/>
           <w:tblCellMar>
             <w:top w:w="15" w:type="dxa"/>
             <w:left w:w="15" w:type="dxa"/>
@@ -2824,6 +2831,7 @@
             <w:insideH w:val="none" w:color="auto" w:sz="0" w:space="0"/>
             <w:insideV w:val="none" w:color="auto" w:sz="0" w:space="0"/>
           </w:tblBorders>
+          <w:shd w:val="clear" w:color="auto" w:fill="auto"/>
           <w:tblCellMar>
             <w:top w:w="15" w:type="dxa"/>
             <w:left w:w="15" w:type="dxa"/>
@@ -2873,6 +2881,7 @@
             <w:insideH w:val="none" w:color="auto" w:sz="0" w:space="0"/>
             <w:insideV w:val="none" w:color="auto" w:sz="0" w:space="0"/>
           </w:tblBorders>
+          <w:shd w:val="clear" w:color="auto" w:fill="auto"/>
           <w:tblCellMar>
             <w:top w:w="15" w:type="dxa"/>
             <w:left w:w="15" w:type="dxa"/>
@@ -2994,447 +3003,6 @@
           <w:lang w:val="en-US" w:eastAsia="zh-CN"/>
         </w:rPr>
         <w:t>在/usr/share目录下创建YiQiDong目录</w:t>
-      </w:r>
-    </w:p>
-    <w:tbl>
-      <w:tblPr>
-        <w:tblStyle w:val="7"/>
-        <w:tblW w:w="0" w:type="auto"/>
-        <w:tblInd w:w="0" w:type="dxa"/>
-        <w:tblBorders>
-          <w:top w:val="single" w:color="auto" w:sz="4" w:space="0"/>
-          <w:left w:val="single" w:color="auto" w:sz="4" w:space="0"/>
-          <w:bottom w:val="single" w:color="auto" w:sz="4" w:space="0"/>
-          <w:right w:val="single" w:color="auto" w:sz="4" w:space="0"/>
-          <w:insideH w:val="single" w:color="auto" w:sz="4" w:space="0"/>
-          <w:insideV w:val="single" w:color="auto" w:sz="4" w:space="0"/>
-        </w:tblBorders>
-        <w:shd w:val="clear" w:color="auto" w:fill="E7E6E6" w:themeFill="background2"/>
-        <w:tblLayout w:type="autofit"/>
-        <w:tblCellMar>
-          <w:top w:w="0" w:type="dxa"/>
-          <w:left w:w="108" w:type="dxa"/>
-          <w:bottom w:w="0" w:type="dxa"/>
-          <w:right w:w="108" w:type="dxa"/>
-        </w:tblCellMar>
-      </w:tblPr>
-      <w:tblGrid>
-        <w:gridCol w:w="8522"/>
-      </w:tblGrid>
-      <w:tr>
-        <w:tblPrEx>
-          <w:tblBorders>
-            <w:top w:val="single" w:color="auto" w:sz="4" w:space="0"/>
-            <w:left w:val="single" w:color="auto" w:sz="4" w:space="0"/>
-            <w:bottom w:val="single" w:color="auto" w:sz="4" w:space="0"/>
-            <w:right w:val="single" w:color="auto" w:sz="4" w:space="0"/>
-            <w:insideH w:val="single" w:color="auto" w:sz="4" w:space="0"/>
-            <w:insideV w:val="single" w:color="auto" w:sz="4" w:space="0"/>
-          </w:tblBorders>
-          <w:tblCellMar>
-            <w:top w:w="0" w:type="dxa"/>
-            <w:left w:w="108" w:type="dxa"/>
-            <w:bottom w:w="0" w:type="dxa"/>
-            <w:right w:w="108" w:type="dxa"/>
-          </w:tblCellMar>
-        </w:tblPrEx>
-        <w:tc>
-          <w:tcPr>
-            <w:tcW w:w="8522" w:type="dxa"/>
-            <w:shd w:val="clear" w:color="auto" w:fill="E7E6E6" w:themeFill="background2"/>
-            <w:vAlign w:val="top"/>
-          </w:tcPr>
-          <w:p>
-            <w:pPr>
-              <w:widowControl w:val="0"/>
-              <w:numPr>
-                <w:ilvl w:val="0"/>
-                <w:numId w:val="0"/>
-              </w:numPr>
-              <w:tabs>
-                <w:tab w:val="left" w:pos="312"/>
-              </w:tabs>
-              <w:jc w:val="both"/>
-              <w:rPr>
-                <w:rFonts w:hint="default"/>
-                <w:vertAlign w:val="baseline"/>
-                <w:lang w:val="en-US" w:eastAsia="zh-CN"/>
-              </w:rPr>
-            </w:pPr>
-            <w:r>
-              <w:rPr>
-                <w:rFonts w:hint="eastAsia"/>
-                <w:vertAlign w:val="baseline"/>
-                <w:lang w:val="en-US" w:eastAsia="zh-CN"/>
-              </w:rPr>
-              <w:t>cd /usr/share</w:t>
-            </w:r>
-          </w:p>
-          <w:p>
-            <w:pPr>
-              <w:widowControl w:val="0"/>
-              <w:numPr>
-                <w:ilvl w:val="0"/>
-                <w:numId w:val="0"/>
-              </w:numPr>
-              <w:tabs>
-                <w:tab w:val="left" w:pos="312"/>
-              </w:tabs>
-              <w:jc w:val="both"/>
-              <w:rPr>
-                <w:rFonts w:hint="default"/>
-                <w:vertAlign w:val="baseline"/>
-                <w:lang w:val="en-US" w:eastAsia="zh-CN"/>
-              </w:rPr>
-            </w:pPr>
-            <w:r>
-              <w:rPr>
-                <w:rFonts w:hint="eastAsia"/>
-                <w:vertAlign w:val="baseline"/>
-                <w:lang w:val="en-US" w:eastAsia="zh-CN"/>
-              </w:rPr>
-              <w:t>mkdir YiQiDong</w:t>
-            </w:r>
-          </w:p>
-        </w:tc>
-      </w:tr>
-    </w:tbl>
-    <w:p>
-      <w:pPr>
-        <w:widowControl w:val="0"/>
-        <w:numPr>
-          <w:ilvl w:val="0"/>
-          <w:numId w:val="0"/>
-        </w:numPr>
-        <w:jc w:val="both"/>
-        <w:rPr>
-          <w:rFonts w:hint="default"/>
-          <w:lang w:val="en-US" w:eastAsia="zh-CN"/>
-        </w:rPr>
-      </w:pPr>
-    </w:p>
-    <w:p>
-      <w:pPr>
-        <w:pStyle w:val="4"/>
-        <w:numPr>
-          <w:ilvl w:val="0"/>
-          <w:numId w:val="3"/>
-        </w:numPr>
-        <w:bidi w:val="0"/>
-        <w:rPr>
-          <w:rFonts w:hint="default"/>
-          <w:lang w:val="en-US" w:eastAsia="zh-CN"/>
-        </w:rPr>
-      </w:pPr>
-      <w:r>
-        <w:rPr>
-          <w:rFonts w:hint="eastAsia"/>
-          <w:lang w:val="en-US" w:eastAsia="zh-CN"/>
-        </w:rPr>
-        <w:t>上传易启动压缩包</w:t>
-      </w:r>
-    </w:p>
-    <w:p>
-      <w:pPr>
-        <w:rPr>
-          <w:rFonts w:hint="default"/>
-          <w:lang w:val="en-US" w:eastAsia="zh-CN"/>
-        </w:rPr>
-      </w:pPr>
-      <w:r>
-        <w:rPr>
-          <w:rFonts w:hint="eastAsia"/>
-          <w:lang w:val="en-US" w:eastAsia="zh-CN"/>
-        </w:rPr>
-        <w:t>将易启动程序文件上传到安装目录。默认为：</w:t>
-      </w:r>
-      <w:r>
-        <w:rPr>
-          <w:rFonts w:hint="eastAsia"/>
-          <w:vertAlign w:val="baseline"/>
-          <w:lang w:val="en-US" w:eastAsia="zh-CN"/>
-        </w:rPr>
-        <w:t>/usr/share</w:t>
-      </w:r>
-      <w:r>
-        <w:rPr>
-          <w:rFonts w:hint="eastAsia"/>
-          <w:lang w:val="en-US" w:eastAsia="zh-CN"/>
-        </w:rPr>
-        <w:t>/YiQiDong目录</w:t>
-      </w:r>
-    </w:p>
-    <w:p>
-      <w:pPr>
-        <w:widowControl w:val="0"/>
-        <w:numPr>
-          <w:ilvl w:val="0"/>
-          <w:numId w:val="0"/>
-        </w:numPr>
-        <w:jc w:val="both"/>
-        <w:rPr>
-          <w:rFonts w:hint="default"/>
-          <w:lang w:val="en-US" w:eastAsia="zh-CN"/>
-        </w:rPr>
-      </w:pPr>
-      <w:r>
-        <w:drawing>
-          <wp:inline distT="0" distB="0" distL="114300" distR="114300">
-            <wp:extent cx="5268595" cy="1847850"/>
-            <wp:effectExtent l="0" t="0" r="8255" b="0"/>
-            <wp:docPr id="1" name="图片 1"/>
-            <wp:cNvGraphicFramePr>
-              <a:graphicFrameLocks xmlns:a="http://schemas.openxmlformats.org/drawingml/2006/main" noChangeAspect="1"/>
-            </wp:cNvGraphicFramePr>
-            <a:graphic xmlns:a="http://schemas.openxmlformats.org/drawingml/2006/main">
-              <a:graphicData uri="http://schemas.openxmlformats.org/drawingml/2006/picture">
-                <pic:pic xmlns:pic="http://schemas.openxmlformats.org/drawingml/2006/picture">
-                  <pic:nvPicPr>
-                    <pic:cNvPr id="1" name="图片 1"/>
-                    <pic:cNvPicPr>
-                      <a:picLocks noChangeAspect="1"/>
-                    </pic:cNvPicPr>
-                  </pic:nvPicPr>
-                  <pic:blipFill>
-                    <a:blip r:embed="rId4"/>
-                    <a:stretch>
-                      <a:fillRect/>
-                    </a:stretch>
-                  </pic:blipFill>
-                  <pic:spPr>
-                    <a:xfrm>
-                      <a:off x="0" y="0"/>
-                      <a:ext cx="5268595" cy="1847850"/>
-                    </a:xfrm>
-                    <a:prstGeom prst="rect">
-                      <a:avLst/>
-                    </a:prstGeom>
-                    <a:noFill/>
-                    <a:ln>
-                      <a:noFill/>
-                    </a:ln>
-                  </pic:spPr>
-                </pic:pic>
-              </a:graphicData>
-            </a:graphic>
-          </wp:inline>
-        </w:drawing>
-      </w:r>
-    </w:p>
-    <w:p>
-      <w:pPr>
-        <w:pStyle w:val="4"/>
-        <w:numPr>
-          <w:ilvl w:val="0"/>
-          <w:numId w:val="3"/>
-        </w:numPr>
-        <w:bidi w:val="0"/>
-        <w:rPr>
-          <w:rFonts w:hint="default"/>
-          <w:lang w:val="en-US" w:eastAsia="zh-CN"/>
-        </w:rPr>
-      </w:pPr>
-      <w:r>
-        <w:rPr>
-          <w:rFonts w:hint="eastAsia"/>
-          <w:lang w:val="en-US" w:eastAsia="zh-CN"/>
-        </w:rPr>
-        <w:t>解压易启动压缩包</w:t>
-      </w:r>
-    </w:p>
-    <w:p>
-      <w:pPr>
-        <w:widowControl w:val="0"/>
-        <w:numPr>
-          <w:ilvl w:val="0"/>
-          <w:numId w:val="0"/>
-        </w:numPr>
-        <w:jc w:val="both"/>
-        <w:rPr>
-          <w:rFonts w:hint="eastAsia"/>
-          <w:lang w:val="en-US" w:eastAsia="zh-CN"/>
-        </w:rPr>
-      </w:pPr>
-      <w:r>
-        <w:rPr>
-          <w:rFonts w:hint="eastAsia"/>
-          <w:lang w:val="en-US" w:eastAsia="zh-CN"/>
-        </w:rPr>
-        <w:t>将正确cpu架构的7z可执行文件7zzs上传到易启动安装目录</w:t>
-      </w:r>
-    </w:p>
-    <w:p>
-      <w:pPr>
-        <w:widowControl w:val="0"/>
-        <w:numPr>
-          <w:ilvl w:val="0"/>
-          <w:numId w:val="0"/>
-        </w:numPr>
-        <w:jc w:val="both"/>
-        <w:rPr>
-          <w:rFonts w:hint="eastAsia"/>
-          <w:lang w:val="en-US" w:eastAsia="zh-CN"/>
-        </w:rPr>
-      </w:pPr>
-      <w:r>
-        <w:drawing>
-          <wp:inline distT="0" distB="0" distL="114300" distR="114300">
-            <wp:extent cx="5268595" cy="4179570"/>
-            <wp:effectExtent l="0" t="0" r="8255" b="1905"/>
-            <wp:docPr id="9" name="图片 1"/>
-            <wp:cNvGraphicFramePr>
-              <a:graphicFrameLocks xmlns:a="http://schemas.openxmlformats.org/drawingml/2006/main" noChangeAspect="1"/>
-            </wp:cNvGraphicFramePr>
-            <a:graphic xmlns:a="http://schemas.openxmlformats.org/drawingml/2006/main">
-              <a:graphicData uri="http://schemas.openxmlformats.org/drawingml/2006/picture">
-                <pic:pic xmlns:pic="http://schemas.openxmlformats.org/drawingml/2006/picture">
-                  <pic:nvPicPr>
-                    <pic:cNvPr id="9" name="图片 1"/>
-                    <pic:cNvPicPr>
-                      <a:picLocks noChangeAspect="1"/>
-                    </pic:cNvPicPr>
-                  </pic:nvPicPr>
-                  <pic:blipFill>
-                    <a:blip r:embed="rId5"/>
-                    <a:stretch>
-                      <a:fillRect/>
-                    </a:stretch>
-                  </pic:blipFill>
-                  <pic:spPr>
-                    <a:xfrm>
-                      <a:off x="0" y="0"/>
-                      <a:ext cx="5268595" cy="4179570"/>
-                    </a:xfrm>
-                    <a:prstGeom prst="rect">
-                      <a:avLst/>
-                    </a:prstGeom>
-                    <a:noFill/>
-                    <a:ln>
-                      <a:noFill/>
-                    </a:ln>
-                  </pic:spPr>
-                </pic:pic>
-              </a:graphicData>
-            </a:graphic>
-          </wp:inline>
-        </w:drawing>
-      </w:r>
-    </w:p>
-    <w:p>
-      <w:pPr>
-        <w:widowControl w:val="0"/>
-        <w:numPr>
-          <w:ilvl w:val="0"/>
-          <w:numId w:val="0"/>
-        </w:numPr>
-        <w:jc w:val="both"/>
-        <w:rPr>
-          <w:rFonts w:hint="eastAsia"/>
-          <w:lang w:val="en-US" w:eastAsia="zh-CN"/>
-        </w:rPr>
-      </w:pPr>
-      <w:r>
-        <w:rPr>
-          <w:rFonts w:hint="eastAsia"/>
-          <w:lang w:val="en-US" w:eastAsia="zh-CN"/>
-        </w:rPr>
-        <w:t>然后添加可执行权限</w:t>
-      </w:r>
-    </w:p>
-    <w:tbl>
-      <w:tblPr>
-        <w:tblStyle w:val="7"/>
-        <w:tblW w:w="0" w:type="auto"/>
-        <w:tblInd w:w="0" w:type="dxa"/>
-        <w:tblBorders>
-          <w:top w:val="single" w:color="auto" w:sz="4" w:space="0"/>
-          <w:left w:val="single" w:color="auto" w:sz="4" w:space="0"/>
-          <w:bottom w:val="single" w:color="auto" w:sz="4" w:space="0"/>
-          <w:right w:val="single" w:color="auto" w:sz="4" w:space="0"/>
-          <w:insideH w:val="single" w:color="auto" w:sz="4" w:space="0"/>
-          <w:insideV w:val="single" w:color="auto" w:sz="4" w:space="0"/>
-        </w:tblBorders>
-        <w:shd w:val="clear" w:color="auto" w:fill="E7E6E6" w:themeFill="background2"/>
-        <w:tblLayout w:type="autofit"/>
-        <w:tblCellMar>
-          <w:top w:w="0" w:type="dxa"/>
-          <w:left w:w="108" w:type="dxa"/>
-          <w:bottom w:w="0" w:type="dxa"/>
-          <w:right w:w="108" w:type="dxa"/>
-        </w:tblCellMar>
-      </w:tblPr>
-      <w:tblGrid>
-        <w:gridCol w:w="8522"/>
-      </w:tblGrid>
-      <w:tr>
-        <w:tblPrEx>
-          <w:tblBorders>
-            <w:top w:val="single" w:color="auto" w:sz="4" w:space="0"/>
-            <w:left w:val="single" w:color="auto" w:sz="4" w:space="0"/>
-            <w:bottom w:val="single" w:color="auto" w:sz="4" w:space="0"/>
-            <w:right w:val="single" w:color="auto" w:sz="4" w:space="0"/>
-            <w:insideH w:val="single" w:color="auto" w:sz="4" w:space="0"/>
-            <w:insideV w:val="single" w:color="auto" w:sz="4" w:space="0"/>
-          </w:tblBorders>
-          <w:tblCellMar>
-            <w:top w:w="0" w:type="dxa"/>
-            <w:left w:w="108" w:type="dxa"/>
-            <w:bottom w:w="0" w:type="dxa"/>
-            <w:right w:w="108" w:type="dxa"/>
-          </w:tblCellMar>
-        </w:tblPrEx>
-        <w:tc>
-          <w:tcPr>
-            <w:tcW w:w="8522" w:type="dxa"/>
-            <w:shd w:val="clear" w:color="auto" w:fill="E7E6E6" w:themeFill="background2"/>
-            <w:vAlign w:val="top"/>
-          </w:tcPr>
-          <w:p>
-            <w:pPr>
-              <w:widowControl w:val="0"/>
-              <w:numPr>
-                <w:ilvl w:val="0"/>
-                <w:numId w:val="0"/>
-              </w:numPr>
-              <w:tabs>
-                <w:tab w:val="left" w:pos="312"/>
-              </w:tabs>
-              <w:jc w:val="both"/>
-              <w:rPr>
-                <w:rFonts w:hint="default"/>
-                <w:vertAlign w:val="baseline"/>
-                <w:lang w:val="en-US" w:eastAsia="zh-CN"/>
-              </w:rPr>
-            </w:pPr>
-            <w:r>
-              <w:rPr>
-                <w:rFonts w:hint="eastAsia"/>
-                <w:vertAlign w:val="baseline"/>
-                <w:lang w:val="en-US" w:eastAsia="zh-CN"/>
-              </w:rPr>
-              <w:t>chmod +x /usr/share/YiQiDong/7zzs</w:t>
-            </w:r>
-          </w:p>
-        </w:tc>
-      </w:tr>
-    </w:tbl>
-    <w:p>
-      <w:pPr>
-        <w:numPr>
-          <w:ilvl w:val="0"/>
-          <w:numId w:val="0"/>
-        </w:numPr>
-        <w:rPr>
-          <w:rFonts w:hint="default"/>
-          <w:lang w:val="en-US" w:eastAsia="zh-CN"/>
-        </w:rPr>
-      </w:pPr>
-      <w:r>
-        <w:rPr>
-          <w:rFonts w:hint="eastAsia"/>
-          <w:lang w:val="en-US" w:eastAsia="zh-CN"/>
-        </w:rPr>
-        <w:t>执行如下命令进行解压</w:t>
       </w:r>
     </w:p>
     <w:tbl>
@@ -3509,7 +3077,7 @@
                 <w:vertAlign w:val="baseline"/>
                 <w:lang w:val="en-US" w:eastAsia="zh-CN"/>
               </w:rPr>
-              <w:t>cd /usr/share/YiQiDong</w:t>
+              <w:t>cd /usr/share</w:t>
             </w:r>
           </w:p>
           <w:p>
@@ -3524,44 +3092,18 @@
               </w:tabs>
               <w:jc w:val="both"/>
               <w:rPr>
+                <w:rFonts w:hint="default"/>
+                <w:vertAlign w:val="baseline"/>
+                <w:lang w:val="en-US" w:eastAsia="zh-CN"/>
+              </w:rPr>
+            </w:pPr>
+            <w:r>
+              <w:rPr>
                 <w:rFonts w:hint="eastAsia"/>
                 <w:vertAlign w:val="baseline"/>
                 <w:lang w:val="en-US" w:eastAsia="zh-CN"/>
               </w:rPr>
-            </w:pPr>
-            <w:r>
-              <w:rPr>
-                <w:rFonts w:hint="eastAsia"/>
-                <w:vertAlign w:val="baseline"/>
-                <w:lang w:val="en-US" w:eastAsia="zh-CN"/>
-              </w:rPr>
-              <w:t>./7zzs x *.zip</w:t>
-            </w:r>
-          </w:p>
-          <w:p>
-            <w:pPr>
-              <w:widowControl w:val="0"/>
-              <w:numPr>
-                <w:ilvl w:val="0"/>
-                <w:numId w:val="0"/>
-              </w:numPr>
-              <w:tabs>
-                <w:tab w:val="left" w:pos="312"/>
-              </w:tabs>
-              <w:jc w:val="both"/>
-              <w:rPr>
-                <w:rFonts w:hint="default"/>
-                <w:vertAlign w:val="baseline"/>
-                <w:lang w:val="en-US" w:eastAsia="zh-CN"/>
-              </w:rPr>
-            </w:pPr>
-            <w:r>
-              <w:rPr>
-                <w:rFonts w:hint="eastAsia"/>
-                <w:vertAlign w:val="baseline"/>
-                <w:lang w:val="en-US" w:eastAsia="zh-CN"/>
-              </w:rPr>
-              <w:t>rm -f *.zip</w:t>
+              <w:t>mkdir YiQiDong</w:t>
             </w:r>
           </w:p>
         </w:tc>
@@ -3569,6 +3111,12 @@
     </w:tbl>
     <w:p>
       <w:pPr>
+        <w:widowControl w:val="0"/>
+        <w:numPr>
+          <w:ilvl w:val="0"/>
+          <w:numId w:val="0"/>
+        </w:numPr>
+        <w:jc w:val="both"/>
         <w:rPr>
           <w:rFonts w:hint="default"/>
           <w:lang w:val="en-US" w:eastAsia="zh-CN"/>
@@ -3593,7 +3141,231 @@
           <w:rFonts w:hint="eastAsia"/>
           <w:lang w:val="en-US" w:eastAsia="zh-CN"/>
         </w:rPr>
-        <w:t>为易启动相关可执行文件添加可执行权限</w:t>
+        <w:t>上传易启动压缩包</w:t>
+      </w:r>
+    </w:p>
+    <w:p>
+      <w:pPr>
+        <w:rPr>
+          <w:rFonts w:hint="default"/>
+          <w:lang w:val="en-US" w:eastAsia="zh-CN"/>
+        </w:rPr>
+      </w:pPr>
+      <w:r>
+        <w:rPr>
+          <w:rFonts w:hint="eastAsia"/>
+          <w:lang w:val="en-US" w:eastAsia="zh-CN"/>
+        </w:rPr>
+        <w:t>将易启动程序文件上传到安装目录。默认为：</w:t>
+      </w:r>
+      <w:r>
+        <w:rPr>
+          <w:rFonts w:hint="eastAsia"/>
+          <w:vertAlign w:val="baseline"/>
+          <w:lang w:val="en-US" w:eastAsia="zh-CN"/>
+        </w:rPr>
+        <w:t>/usr/share</w:t>
+      </w:r>
+      <w:r>
+        <w:rPr>
+          <w:rFonts w:hint="eastAsia"/>
+          <w:lang w:val="en-US" w:eastAsia="zh-CN"/>
+        </w:rPr>
+        <w:t>/YiQiDong目录</w:t>
+      </w:r>
+    </w:p>
+    <w:p>
+      <w:pPr>
+        <w:widowControl w:val="0"/>
+        <w:numPr>
+          <w:ilvl w:val="0"/>
+          <w:numId w:val="0"/>
+        </w:numPr>
+        <w:jc w:val="both"/>
+      </w:pPr>
+      <w:r>
+        <w:drawing>
+          <wp:inline distT="0" distB="0" distL="114300" distR="114300">
+            <wp:extent cx="5268595" cy="1267460"/>
+            <wp:effectExtent l="0" t="0" r="8255" b="8890"/>
+            <wp:docPr id="10" name="图片 2"/>
+            <wp:cNvGraphicFramePr>
+              <a:graphicFrameLocks xmlns:a="http://schemas.openxmlformats.org/drawingml/2006/main" noChangeAspect="1"/>
+            </wp:cNvGraphicFramePr>
+            <a:graphic xmlns:a="http://schemas.openxmlformats.org/drawingml/2006/main">
+              <a:graphicData uri="http://schemas.openxmlformats.org/drawingml/2006/picture">
+                <pic:pic xmlns:pic="http://schemas.openxmlformats.org/drawingml/2006/picture">
+                  <pic:nvPicPr>
+                    <pic:cNvPr id="10" name="图片 2"/>
+                    <pic:cNvPicPr>
+                      <a:picLocks noChangeAspect="1"/>
+                    </pic:cNvPicPr>
+                  </pic:nvPicPr>
+                  <pic:blipFill>
+                    <a:blip r:embed="rId4"/>
+                    <a:stretch>
+                      <a:fillRect/>
+                    </a:stretch>
+                  </pic:blipFill>
+                  <pic:spPr>
+                    <a:xfrm>
+                      <a:off x="0" y="0"/>
+                      <a:ext cx="5268595" cy="1267460"/>
+                    </a:xfrm>
+                    <a:prstGeom prst="rect">
+                      <a:avLst/>
+                    </a:prstGeom>
+                    <a:noFill/>
+                    <a:ln>
+                      <a:noFill/>
+                    </a:ln>
+                  </pic:spPr>
+                </pic:pic>
+              </a:graphicData>
+            </a:graphic>
+          </wp:inline>
+        </w:drawing>
+      </w:r>
+    </w:p>
+    <w:p>
+      <w:pPr>
+        <w:pStyle w:val="4"/>
+        <w:numPr>
+          <w:ilvl w:val="0"/>
+          <w:numId w:val="3"/>
+        </w:numPr>
+        <w:bidi w:val="0"/>
+        <w:rPr>
+          <w:rFonts w:hint="default"/>
+          <w:lang w:val="en-US" w:eastAsia="zh-CN"/>
+        </w:rPr>
+      </w:pPr>
+      <w:r>
+        <w:rPr>
+          <w:rFonts w:hint="eastAsia"/>
+          <w:lang w:val="en-US" w:eastAsia="zh-CN"/>
+        </w:rPr>
+        <w:t>解压易启动压缩包</w:t>
+      </w:r>
+    </w:p>
+    <w:p>
+      <w:pPr>
+        <w:widowControl w:val="0"/>
+        <w:numPr>
+          <w:ilvl w:val="0"/>
+          <w:numId w:val="0"/>
+        </w:numPr>
+        <w:jc w:val="both"/>
+        <w:rPr>
+          <w:rFonts w:hint="eastAsia"/>
+          <w:lang w:val="en-US" w:eastAsia="zh-CN"/>
+        </w:rPr>
+      </w:pPr>
+      <w:r>
+        <w:rPr>
+          <w:rFonts w:hint="eastAsia"/>
+          <w:lang w:val="en-US" w:eastAsia="zh-CN"/>
+        </w:rPr>
+        <w:t>将正确cpu架构的7z可执行文件7zzs上传到易启动安装目录</w:t>
+      </w:r>
+    </w:p>
+    <w:p>
+      <w:pPr>
+        <w:widowControl w:val="0"/>
+        <w:numPr>
+          <w:ilvl w:val="0"/>
+          <w:numId w:val="0"/>
+        </w:numPr>
+        <w:jc w:val="both"/>
+        <w:rPr>
+          <w:rFonts w:hint="default"/>
+          <w:lang w:val="en-US" w:eastAsia="zh-CN"/>
+        </w:rPr>
+      </w:pPr>
+      <w:r>
+        <w:rPr>
+          <w:rFonts w:hint="eastAsia"/>
+          <w:lang w:val="en-US" w:eastAsia="zh-CN"/>
+        </w:rPr>
+        <w:t>下载地址：https://cnb.cool/scbeta/YiQiDong/YiQiDong/-/releases/tag/7z</w:t>
+      </w:r>
+    </w:p>
+    <w:p>
+      <w:pPr>
+        <w:widowControl w:val="0"/>
+        <w:numPr>
+          <w:ilvl w:val="0"/>
+          <w:numId w:val="0"/>
+        </w:numPr>
+        <w:jc w:val="both"/>
+        <w:rPr>
+          <w:rFonts w:hint="eastAsia"/>
+          <w:lang w:val="en-US" w:eastAsia="zh-CN"/>
+        </w:rPr>
+      </w:pPr>
+      <w:r>
+        <w:drawing>
+          <wp:inline distT="0" distB="0" distL="114300" distR="114300">
+            <wp:extent cx="5261610" cy="4493895"/>
+            <wp:effectExtent l="0" t="0" r="5715" b="1905"/>
+            <wp:docPr id="21" name="图片 4"/>
+            <wp:cNvGraphicFramePr>
+              <a:graphicFrameLocks xmlns:a="http://schemas.openxmlformats.org/drawingml/2006/main" noChangeAspect="1"/>
+            </wp:cNvGraphicFramePr>
+            <a:graphic xmlns:a="http://schemas.openxmlformats.org/drawingml/2006/main">
+              <a:graphicData uri="http://schemas.openxmlformats.org/drawingml/2006/picture">
+                <pic:pic xmlns:pic="http://schemas.openxmlformats.org/drawingml/2006/picture">
+                  <pic:nvPicPr>
+                    <pic:cNvPr id="21" name="图片 4"/>
+                    <pic:cNvPicPr>
+                      <a:picLocks noChangeAspect="1"/>
+                    </pic:cNvPicPr>
+                  </pic:nvPicPr>
+                  <pic:blipFill>
+                    <a:blip r:embed="rId5"/>
+                    <a:stretch>
+                      <a:fillRect/>
+                    </a:stretch>
+                  </pic:blipFill>
+                  <pic:spPr>
+                    <a:xfrm>
+                      <a:off x="0" y="0"/>
+                      <a:ext cx="5261610" cy="4493895"/>
+                    </a:xfrm>
+                    <a:prstGeom prst="rect">
+                      <a:avLst/>
+                    </a:prstGeom>
+                    <a:noFill/>
+                    <a:ln>
+                      <a:noFill/>
+                    </a:ln>
+                  </pic:spPr>
+                </pic:pic>
+              </a:graphicData>
+            </a:graphic>
+          </wp:inline>
+        </w:drawing>
+      </w:r>
+    </w:p>
+    <w:p>
+      <w:pPr>
+        <w:widowControl w:val="0"/>
+        <w:numPr>
+          <w:ilvl w:val="0"/>
+          <w:numId w:val="0"/>
+        </w:numPr>
+        <w:jc w:val="both"/>
+        <w:rPr>
+          <w:rFonts w:hint="eastAsia"/>
+          <w:lang w:val="en-US" w:eastAsia="zh-CN"/>
+        </w:rPr>
+      </w:pPr>
+      <w:r>
+        <w:rPr>
+          <w:rFonts w:hint="eastAsia"/>
+          <w:lang w:val="en-US" w:eastAsia="zh-CN"/>
+        </w:rPr>
+        <w:t>然后添加可执行权限</w:t>
       </w:r>
     </w:p>
     <w:tbl>
@@ -3668,33 +3440,7 @@
                 <w:vertAlign w:val="baseline"/>
                 <w:lang w:val="en-US" w:eastAsia="zh-CN"/>
               </w:rPr>
-              <w:t>cd /usr/share/YiQiDong</w:t>
-            </w:r>
-          </w:p>
-          <w:p>
-            <w:pPr>
-              <w:widowControl w:val="0"/>
-              <w:numPr>
-                <w:ilvl w:val="0"/>
-                <w:numId w:val="0"/>
-              </w:numPr>
-              <w:tabs>
-                <w:tab w:val="left" w:pos="312"/>
-              </w:tabs>
-              <w:jc w:val="both"/>
-              <w:rPr>
-                <w:rFonts w:hint="default"/>
-                <w:vertAlign w:val="baseline"/>
-                <w:lang w:val="en-US" w:eastAsia="zh-CN"/>
-              </w:rPr>
-            </w:pPr>
-            <w:r>
-              <w:rPr>
-                <w:rFonts w:hint="eastAsia"/>
-                <w:vertAlign w:val="baseline"/>
-                <w:lang w:val="en-US" w:eastAsia="zh-CN"/>
-              </w:rPr>
-              <w:t>chmod +x YiQiDong YiQiDong.sh</w:t>
+              <w:t>chmod +x /usr/share/YiQiDong/7zzs</w:t>
             </w:r>
           </w:p>
         </w:tc>
@@ -3702,33 +3448,10 @@
     </w:tbl>
     <w:p>
       <w:pPr>
-        <w:pStyle w:val="3"/>
-        <w:numPr>
-          <w:ilvl w:val="0"/>
-          <w:numId w:val="1"/>
-        </w:numPr>
-        <w:bidi w:val="0"/>
-        <w:rPr>
-          <w:rFonts w:hint="default"/>
-          <w:lang w:val="en-US" w:eastAsia="zh-CN"/>
-        </w:rPr>
-      </w:pPr>
-      <w:r>
-        <w:rPr>
-          <w:rFonts w:hint="eastAsia"/>
-          <w:lang w:val="en-US" w:eastAsia="zh-CN"/>
-        </w:rPr>
-        <w:t>防火墙相关</w:t>
-      </w:r>
-    </w:p>
-    <w:p>
-      <w:pPr>
-        <w:widowControl w:val="0"/>
         <w:numPr>
           <w:ilvl w:val="0"/>
           <w:numId w:val="0"/>
         </w:numPr>
-        <w:jc w:val="both"/>
         <w:rPr>
           <w:rFonts w:hint="default"/>
           <w:lang w:val="en-US" w:eastAsia="zh-CN"/>
@@ -3739,318 +3462,7 @@
           <w:rFonts w:hint="eastAsia"/>
           <w:lang w:val="en-US" w:eastAsia="zh-CN"/>
         </w:rPr>
-        <w:t>PS:如果在服务器的软件防火墙添加了端口权限或者关闭防火墙后还不能访问，那应该是局域网中还存在其他的硬件防火墙，需要硬件防火墙也允许要使用的端口才行。</w:t>
-      </w:r>
-    </w:p>
-    <w:p>
-      <w:pPr>
-        <w:pStyle w:val="4"/>
-        <w:numPr>
-          <w:ilvl w:val="0"/>
-          <w:numId w:val="4"/>
-        </w:numPr>
-        <w:bidi w:val="0"/>
-        <w:rPr>
-          <w:rFonts w:hint="eastAsia"/>
-          <w:lang w:val="en-US" w:eastAsia="zh-CN"/>
-        </w:rPr>
-      </w:pPr>
-      <w:r>
-        <w:rPr>
-          <w:rFonts w:hint="eastAsia"/>
-          <w:lang w:val="en-US" w:eastAsia="zh-CN"/>
-        </w:rPr>
-        <w:t>统信UOS(E版本)</w:t>
-      </w:r>
-    </w:p>
-    <w:p>
-      <w:pPr>
-        <w:bidi w:val="0"/>
-        <w:rPr>
-          <w:rFonts w:hint="default"/>
-          <w:lang w:val="en-US" w:eastAsia="zh-CN"/>
-        </w:rPr>
-      </w:pPr>
-      <w:r>
-        <w:rPr>
-          <w:rFonts w:hint="eastAsia"/>
-          <w:lang w:val="en-US" w:eastAsia="zh-CN"/>
-        </w:rPr>
-        <w:t>UOS（E版本）默认安装了firewalld防火墙软件，只允许了SSH等系统系统的端口通行，其他端口默认是拦截的，所以需要手动添加所有要用到的端口或者关闭防火墙。</w:t>
-      </w:r>
-    </w:p>
-    <w:p>
-      <w:pPr>
-        <w:pStyle w:val="5"/>
-        <w:bidi w:val="0"/>
-        <w:rPr>
-          <w:rFonts w:hint="eastAsia"/>
-          <w:lang w:val="en-US" w:eastAsia="zh-CN"/>
-        </w:rPr>
-      </w:pPr>
-      <w:r>
-        <w:rPr>
-          <w:rFonts w:hint="eastAsia"/>
-          <w:lang w:val="en-US" w:eastAsia="zh-CN"/>
-        </w:rPr>
-        <w:t>(1)添加端口</w:t>
-      </w:r>
-    </w:p>
-    <w:tbl>
-      <w:tblPr>
-        <w:tblStyle w:val="7"/>
-        <w:tblW w:w="0" w:type="auto"/>
-        <w:tblInd w:w="0" w:type="dxa"/>
-        <w:tblBorders>
-          <w:top w:val="single" w:color="auto" w:sz="4" w:space="0"/>
-          <w:left w:val="single" w:color="auto" w:sz="4" w:space="0"/>
-          <w:bottom w:val="single" w:color="auto" w:sz="4" w:space="0"/>
-          <w:right w:val="single" w:color="auto" w:sz="4" w:space="0"/>
-          <w:insideH w:val="single" w:color="auto" w:sz="4" w:space="0"/>
-          <w:insideV w:val="single" w:color="auto" w:sz="4" w:space="0"/>
-        </w:tblBorders>
-        <w:shd w:val="clear" w:color="auto" w:fill="E7E6E6" w:themeFill="background2"/>
-        <w:tblLayout w:type="autofit"/>
-        <w:tblCellMar>
-          <w:top w:w="0" w:type="dxa"/>
-          <w:left w:w="108" w:type="dxa"/>
-          <w:bottom w:w="0" w:type="dxa"/>
-          <w:right w:w="108" w:type="dxa"/>
-        </w:tblCellMar>
-      </w:tblPr>
-      <w:tblGrid>
-        <w:gridCol w:w="8522"/>
-      </w:tblGrid>
-      <w:tr>
-        <w:tblPrEx>
-          <w:tblBorders>
-            <w:top w:val="single" w:color="auto" w:sz="4" w:space="0"/>
-            <w:left w:val="single" w:color="auto" w:sz="4" w:space="0"/>
-            <w:bottom w:val="single" w:color="auto" w:sz="4" w:space="0"/>
-            <w:right w:val="single" w:color="auto" w:sz="4" w:space="0"/>
-            <w:insideH w:val="single" w:color="auto" w:sz="4" w:space="0"/>
-            <w:insideV w:val="single" w:color="auto" w:sz="4" w:space="0"/>
-          </w:tblBorders>
-          <w:tblCellMar>
-            <w:top w:w="0" w:type="dxa"/>
-            <w:left w:w="108" w:type="dxa"/>
-            <w:bottom w:w="0" w:type="dxa"/>
-            <w:right w:w="108" w:type="dxa"/>
-          </w:tblCellMar>
-        </w:tblPrEx>
-        <w:tc>
-          <w:tcPr>
-            <w:tcW w:w="8522" w:type="dxa"/>
-            <w:shd w:val="clear" w:color="auto" w:fill="E7E6E6" w:themeFill="background2"/>
-            <w:vAlign w:val="top"/>
-          </w:tcPr>
-          <w:p>
-            <w:pPr>
-              <w:widowControl w:val="0"/>
-              <w:numPr>
-                <w:ilvl w:val="0"/>
-                <w:numId w:val="0"/>
-              </w:numPr>
-              <w:jc w:val="both"/>
-              <w:rPr>
-                <w:rFonts w:hint="default"/>
-                <w:vertAlign w:val="baseline"/>
-                <w:lang w:val="en-US" w:eastAsia="zh-CN"/>
-              </w:rPr>
-            </w:pPr>
-            <w:r>
-              <w:rPr>
-                <w:rFonts w:hint="default"/>
-                <w:vertAlign w:val="baseline"/>
-                <w:lang w:val="en-US" w:eastAsia="zh-CN"/>
-              </w:rPr>
-              <w:t>firewall-cmd --add-port=80/tcp</w:t>
-            </w:r>
-          </w:p>
-          <w:p>
-            <w:pPr>
-              <w:widowControl w:val="0"/>
-              <w:numPr>
-                <w:ilvl w:val="0"/>
-                <w:numId w:val="0"/>
-              </w:numPr>
-              <w:tabs>
-                <w:tab w:val="left" w:pos="312"/>
-              </w:tabs>
-              <w:jc w:val="both"/>
-              <w:rPr>
-                <w:rFonts w:hint="default"/>
-                <w:vertAlign w:val="baseline"/>
-                <w:lang w:val="en-US" w:eastAsia="zh-CN"/>
-              </w:rPr>
-            </w:pPr>
-            <w:r>
-              <w:rPr>
-                <w:rFonts w:hint="default"/>
-                <w:vertAlign w:val="baseline"/>
-                <w:lang w:val="en-US" w:eastAsia="zh-CN"/>
-              </w:rPr>
-              <w:t>firewall-cmd --runtime-to-permanent</w:t>
-            </w:r>
-          </w:p>
-        </w:tc>
-      </w:tr>
-    </w:tbl>
-    <w:p>
-      <w:pPr>
-        <w:pStyle w:val="5"/>
-        <w:bidi w:val="0"/>
-        <w:rPr>
-          <w:rFonts w:hint="eastAsia"/>
-          <w:lang w:val="en-US" w:eastAsia="zh-CN"/>
-        </w:rPr>
-      </w:pPr>
-      <w:r>
-        <w:rPr>
-          <w:rFonts w:hint="eastAsia"/>
-          <w:b/>
-          <w:bCs/>
-          <w:vertAlign w:val="baseline"/>
-          <w:lang w:val="en-US" w:eastAsia="zh-CN"/>
-        </w:rPr>
-        <w:t>(2)关闭防火墙</w:t>
-      </w:r>
-    </w:p>
-    <w:tbl>
-      <w:tblPr>
-        <w:tblStyle w:val="7"/>
-        <w:tblW w:w="0" w:type="auto"/>
-        <w:tblInd w:w="0" w:type="dxa"/>
-        <w:tblBorders>
-          <w:top w:val="single" w:color="auto" w:sz="4" w:space="0"/>
-          <w:left w:val="single" w:color="auto" w:sz="4" w:space="0"/>
-          <w:bottom w:val="single" w:color="auto" w:sz="4" w:space="0"/>
-          <w:right w:val="single" w:color="auto" w:sz="4" w:space="0"/>
-          <w:insideH w:val="single" w:color="auto" w:sz="4" w:space="0"/>
-          <w:insideV w:val="single" w:color="auto" w:sz="4" w:space="0"/>
-        </w:tblBorders>
-        <w:shd w:val="clear" w:color="auto" w:fill="E7E6E6" w:themeFill="background2"/>
-        <w:tblLayout w:type="autofit"/>
-        <w:tblCellMar>
-          <w:top w:w="0" w:type="dxa"/>
-          <w:left w:w="108" w:type="dxa"/>
-          <w:bottom w:w="0" w:type="dxa"/>
-          <w:right w:w="108" w:type="dxa"/>
-        </w:tblCellMar>
-      </w:tblPr>
-      <w:tblGrid>
-        <w:gridCol w:w="8522"/>
-      </w:tblGrid>
-      <w:tr>
-        <w:tblPrEx>
-          <w:tblBorders>
-            <w:top w:val="single" w:color="auto" w:sz="4" w:space="0"/>
-            <w:left w:val="single" w:color="auto" w:sz="4" w:space="0"/>
-            <w:bottom w:val="single" w:color="auto" w:sz="4" w:space="0"/>
-            <w:right w:val="single" w:color="auto" w:sz="4" w:space="0"/>
-            <w:insideH w:val="single" w:color="auto" w:sz="4" w:space="0"/>
-            <w:insideV w:val="single" w:color="auto" w:sz="4" w:space="0"/>
-          </w:tblBorders>
-          <w:shd w:val="clear" w:color="auto" w:fill="E7E6E6" w:themeFill="background2"/>
-          <w:tblCellMar>
-            <w:top w:w="0" w:type="dxa"/>
-            <w:left w:w="108" w:type="dxa"/>
-            <w:bottom w:w="0" w:type="dxa"/>
-            <w:right w:w="108" w:type="dxa"/>
-          </w:tblCellMar>
-        </w:tblPrEx>
-        <w:tc>
-          <w:tcPr>
-            <w:tcW w:w="8522" w:type="dxa"/>
-            <w:shd w:val="clear" w:color="auto" w:fill="E7E6E6" w:themeFill="background2"/>
-            <w:vAlign w:val="top"/>
-          </w:tcPr>
-          <w:p>
-            <w:pPr>
-              <w:widowControl w:val="0"/>
-              <w:numPr>
-                <w:ilvl w:val="0"/>
-                <w:numId w:val="0"/>
-              </w:numPr>
-              <w:jc w:val="both"/>
-              <w:rPr>
-                <w:rFonts w:hint="default"/>
-                <w:vertAlign w:val="baseline"/>
-                <w:lang w:val="en-US" w:eastAsia="zh-CN"/>
-              </w:rPr>
-            </w:pPr>
-            <w:r>
-              <w:rPr>
-                <w:rFonts w:hint="default"/>
-                <w:vertAlign w:val="baseline"/>
-                <w:lang w:val="en-US" w:eastAsia="zh-CN"/>
-              </w:rPr>
-              <w:t>systemctl stop firewalld</w:t>
-            </w:r>
-          </w:p>
-          <w:p>
-            <w:pPr>
-              <w:widowControl w:val="0"/>
-              <w:numPr>
-                <w:ilvl w:val="0"/>
-                <w:numId w:val="0"/>
-              </w:numPr>
-              <w:tabs>
-                <w:tab w:val="left" w:pos="312"/>
-              </w:tabs>
-              <w:jc w:val="both"/>
-              <w:rPr>
-                <w:rFonts w:hint="default"/>
-                <w:vertAlign w:val="baseline"/>
-                <w:lang w:val="en-US" w:eastAsia="zh-CN"/>
-              </w:rPr>
-            </w:pPr>
-            <w:r>
-              <w:rPr>
-                <w:rFonts w:hint="default"/>
-                <w:vertAlign w:val="baseline"/>
-                <w:lang w:val="en-US" w:eastAsia="zh-CN"/>
-              </w:rPr>
-              <w:t>systemctl disable firewalld</w:t>
-            </w:r>
-          </w:p>
-        </w:tc>
-      </w:tr>
-    </w:tbl>
-    <w:p>
-      <w:pPr>
-        <w:pStyle w:val="3"/>
-        <w:numPr>
-          <w:ilvl w:val="0"/>
-          <w:numId w:val="1"/>
-        </w:numPr>
-        <w:bidi w:val="0"/>
-        <w:rPr>
-          <w:rFonts w:hint="default"/>
-          <w:lang w:val="en-US" w:eastAsia="zh-CN"/>
-        </w:rPr>
-      </w:pPr>
-      <w:r>
-        <w:rPr>
-          <w:rFonts w:hint="eastAsia"/>
-          <w:lang w:val="en-US" w:eastAsia="zh-CN"/>
-        </w:rPr>
-        <w:t>使用命令行工具</w:t>
-      </w:r>
-    </w:p>
-    <w:p>
-      <w:pPr>
-        <w:rPr>
-          <w:rFonts w:hint="eastAsia"/>
-          <w:lang w:val="en-US" w:eastAsia="zh-CN"/>
-        </w:rPr>
-      </w:pPr>
-      <w:r>
-        <w:rPr>
-          <w:rFonts w:hint="eastAsia"/>
-          <w:lang w:val="en-US" w:eastAsia="zh-CN"/>
-        </w:rPr>
-        <w:t>易启动命令行工具可以方便地进行修改配置、安装、卸载等操作。</w:t>
+        <w:t>执行如下命令进行解压</w:t>
       </w:r>
     </w:p>
     <w:tbl>
@@ -4140,30 +3552,711 @@
               </w:tabs>
               <w:jc w:val="both"/>
               <w:rPr>
-                <w:rFonts w:hint="default"/>
-                <w:vertAlign w:val="baseline"/>
-                <w:lang w:val="en-US" w:eastAsia="zh-CN"/>
-              </w:rPr>
-            </w:pPr>
-            <w:r>
-              <w:rPr>
                 <w:rFonts w:hint="eastAsia"/>
                 <w:vertAlign w:val="baseline"/>
                 <w:lang w:val="en-US" w:eastAsia="zh-CN"/>
               </w:rPr>
-              <w:t>./YiQiDong</w:t>
+            </w:pPr>
+            <w:r>
+              <w:rPr>
+                <w:rFonts w:hint="eastAsia"/>
+                <w:vertAlign w:val="baseline"/>
+                <w:lang w:val="en-US" w:eastAsia="zh-CN"/>
+              </w:rPr>
+              <w:t>./7zzs x *.zip</w:t>
+            </w:r>
+          </w:p>
+          <w:p>
+            <w:pPr>
+              <w:widowControl w:val="0"/>
+              <w:numPr>
+                <w:ilvl w:val="0"/>
+                <w:numId w:val="0"/>
+              </w:numPr>
+              <w:tabs>
+                <w:tab w:val="left" w:pos="312"/>
+              </w:tabs>
+              <w:jc w:val="both"/>
+              <w:rPr>
+                <w:rFonts w:hint="default"/>
+                <w:vertAlign w:val="baseline"/>
+                <w:lang w:val="en-US" w:eastAsia="zh-CN"/>
+              </w:rPr>
+            </w:pPr>
+            <w:r>
+              <w:rPr>
+                <w:rFonts w:hint="eastAsia"/>
+                <w:vertAlign w:val="baseline"/>
+                <w:lang w:val="en-US" w:eastAsia="zh-CN"/>
+              </w:rPr>
+              <w:t>rm -f *.zip</w:t>
             </w:r>
           </w:p>
         </w:tc>
       </w:tr>
     </w:tbl>
     <w:p>
+      <w:pPr>
+        <w:rPr>
+          <w:rFonts w:hint="default"/>
+          <w:lang w:val="en-US" w:eastAsia="zh-CN"/>
+        </w:rPr>
+      </w:pPr>
+    </w:p>
+    <w:p>
+      <w:pPr>
+        <w:pStyle w:val="4"/>
+        <w:numPr>
+          <w:ilvl w:val="0"/>
+          <w:numId w:val="3"/>
+        </w:numPr>
+        <w:bidi w:val="0"/>
+        <w:rPr>
+          <w:rFonts w:hint="default"/>
+          <w:lang w:val="en-US" w:eastAsia="zh-CN"/>
+        </w:rPr>
+      </w:pPr>
+      <w:r>
+        <w:rPr>
+          <w:rFonts w:hint="eastAsia"/>
+          <w:lang w:val="en-US" w:eastAsia="zh-CN"/>
+        </w:rPr>
+        <w:t>为易启动相关可执行文件添加可执行权限</w:t>
+      </w:r>
+    </w:p>
+    <w:tbl>
+      <w:tblPr>
+        <w:tblStyle w:val="7"/>
+        <w:tblW w:w="0" w:type="auto"/>
+        <w:tblInd w:w="0" w:type="dxa"/>
+        <w:tblBorders>
+          <w:top w:val="single" w:color="auto" w:sz="4" w:space="0"/>
+          <w:left w:val="single" w:color="auto" w:sz="4" w:space="0"/>
+          <w:bottom w:val="single" w:color="auto" w:sz="4" w:space="0"/>
+          <w:right w:val="single" w:color="auto" w:sz="4" w:space="0"/>
+          <w:insideH w:val="single" w:color="auto" w:sz="4" w:space="0"/>
+          <w:insideV w:val="single" w:color="auto" w:sz="4" w:space="0"/>
+        </w:tblBorders>
+        <w:shd w:val="clear" w:color="auto" w:fill="E7E6E6" w:themeFill="background2"/>
+        <w:tblLayout w:type="autofit"/>
+        <w:tblCellMar>
+          <w:top w:w="0" w:type="dxa"/>
+          <w:left w:w="108" w:type="dxa"/>
+          <w:bottom w:w="0" w:type="dxa"/>
+          <w:right w:w="108" w:type="dxa"/>
+        </w:tblCellMar>
+      </w:tblPr>
+      <w:tblGrid>
+        <w:gridCol w:w="8522"/>
+      </w:tblGrid>
+      <w:tr>
+        <w:tblPrEx>
+          <w:tblBorders>
+            <w:top w:val="single" w:color="auto" w:sz="4" w:space="0"/>
+            <w:left w:val="single" w:color="auto" w:sz="4" w:space="0"/>
+            <w:bottom w:val="single" w:color="auto" w:sz="4" w:space="0"/>
+            <w:right w:val="single" w:color="auto" w:sz="4" w:space="0"/>
+            <w:insideH w:val="single" w:color="auto" w:sz="4" w:space="0"/>
+            <w:insideV w:val="single" w:color="auto" w:sz="4" w:space="0"/>
+          </w:tblBorders>
+          <w:shd w:val="clear" w:color="auto" w:fill="E7E6E6" w:themeFill="background2"/>
+          <w:tblCellMar>
+            <w:top w:w="0" w:type="dxa"/>
+            <w:left w:w="108" w:type="dxa"/>
+            <w:bottom w:w="0" w:type="dxa"/>
+            <w:right w:w="108" w:type="dxa"/>
+          </w:tblCellMar>
+        </w:tblPrEx>
+        <w:tc>
+          <w:tcPr>
+            <w:tcW w:w="8522" w:type="dxa"/>
+            <w:shd w:val="clear" w:color="auto" w:fill="E7E6E6" w:themeFill="background2"/>
+            <w:vAlign w:val="top"/>
+          </w:tcPr>
+          <w:p>
+            <w:pPr>
+              <w:widowControl w:val="0"/>
+              <w:numPr>
+                <w:ilvl w:val="0"/>
+                <w:numId w:val="0"/>
+              </w:numPr>
+              <w:tabs>
+                <w:tab w:val="left" w:pos="312"/>
+              </w:tabs>
+              <w:jc w:val="both"/>
+              <w:rPr>
+                <w:rFonts w:hint="default"/>
+                <w:vertAlign w:val="baseline"/>
+                <w:lang w:val="en-US" w:eastAsia="zh-CN"/>
+              </w:rPr>
+            </w:pPr>
+            <w:r>
+              <w:rPr>
+                <w:rFonts w:hint="eastAsia"/>
+                <w:vertAlign w:val="baseline"/>
+                <w:lang w:val="en-US" w:eastAsia="zh-CN"/>
+              </w:rPr>
+              <w:t>cd /usr/share/YiQiDong</w:t>
+            </w:r>
+          </w:p>
+          <w:p>
+            <w:pPr>
+              <w:widowControl w:val="0"/>
+              <w:numPr>
+                <w:ilvl w:val="0"/>
+                <w:numId w:val="0"/>
+              </w:numPr>
+              <w:tabs>
+                <w:tab w:val="left" w:pos="312"/>
+              </w:tabs>
+              <w:jc w:val="both"/>
+              <w:rPr>
+                <w:rFonts w:hint="default"/>
+                <w:vertAlign w:val="baseline"/>
+                <w:lang w:val="en-US" w:eastAsia="zh-CN"/>
+              </w:rPr>
+            </w:pPr>
+            <w:r>
+              <w:rPr>
+                <w:rFonts w:hint="eastAsia"/>
+                <w:vertAlign w:val="baseline"/>
+                <w:lang w:val="en-US" w:eastAsia="zh-CN"/>
+              </w:rPr>
+              <w:t>chmod +x YiQiDong YiQiDong.sh</w:t>
+            </w:r>
+          </w:p>
+        </w:tc>
+      </w:tr>
+    </w:tbl>
+    <w:p>
+      <w:pPr>
+        <w:pStyle w:val="3"/>
+        <w:numPr>
+          <w:ilvl w:val="0"/>
+          <w:numId w:val="1"/>
+        </w:numPr>
+        <w:bidi w:val="0"/>
+        <w:rPr>
+          <w:rFonts w:hint="default"/>
+          <w:lang w:val="en-US" w:eastAsia="zh-CN"/>
+        </w:rPr>
+      </w:pPr>
+      <w:r>
+        <w:rPr>
+          <w:rFonts w:hint="eastAsia"/>
+          <w:lang w:val="en-US" w:eastAsia="zh-CN"/>
+        </w:rPr>
+        <w:t>防火墙相关</w:t>
+      </w:r>
+    </w:p>
+    <w:p>
+      <w:pPr>
+        <w:widowControl w:val="0"/>
+        <w:numPr>
+          <w:ilvl w:val="0"/>
+          <w:numId w:val="0"/>
+        </w:numPr>
+        <w:jc w:val="both"/>
+        <w:rPr>
+          <w:rFonts w:hint="default"/>
+          <w:lang w:val="en-US" w:eastAsia="zh-CN"/>
+        </w:rPr>
+      </w:pPr>
+      <w:r>
+        <w:rPr>
+          <w:rFonts w:hint="eastAsia"/>
+          <w:lang w:val="en-US" w:eastAsia="zh-CN"/>
+        </w:rPr>
+        <w:t>PS:如果在服务器的软件防火墙添加了端口权限或者关闭防火墙后还不能访问，那应该是局域网中还存在其他的硬件防火墙，需要硬件防火墙也允许要使用的端口才行。</w:t>
+      </w:r>
+    </w:p>
+    <w:p>
+      <w:pPr>
+        <w:pStyle w:val="4"/>
+        <w:numPr>
+          <w:ilvl w:val="0"/>
+          <w:numId w:val="4"/>
+        </w:numPr>
+        <w:bidi w:val="0"/>
+        <w:rPr>
+          <w:rFonts w:hint="eastAsia"/>
+          <w:lang w:val="en-US" w:eastAsia="zh-CN"/>
+        </w:rPr>
+      </w:pPr>
+      <w:r>
+        <w:rPr>
+          <w:rFonts w:hint="eastAsia"/>
+          <w:lang w:val="en-US" w:eastAsia="zh-CN"/>
+        </w:rPr>
+        <w:t>统信UOS(E版本)</w:t>
+      </w:r>
+    </w:p>
+    <w:p>
+      <w:pPr>
+        <w:bidi w:val="0"/>
+        <w:rPr>
+          <w:rFonts w:hint="default"/>
+          <w:lang w:val="en-US" w:eastAsia="zh-CN"/>
+        </w:rPr>
+      </w:pPr>
+      <w:r>
+        <w:rPr>
+          <w:rFonts w:hint="eastAsia"/>
+          <w:lang w:val="en-US" w:eastAsia="zh-CN"/>
+        </w:rPr>
+        <w:t>UOS（E版本）默认安装了firewalld防火墙软件，只允许了SSH等系统系统的端口通行，其他端口默认是拦截的，所以需要手动添加所有要用到的端口或者关闭防火墙。</w:t>
+      </w:r>
+    </w:p>
+    <w:p>
+      <w:pPr>
+        <w:pStyle w:val="5"/>
+        <w:bidi w:val="0"/>
+        <w:rPr>
+          <w:rFonts w:hint="eastAsia"/>
+          <w:lang w:val="en-US" w:eastAsia="zh-CN"/>
+        </w:rPr>
+      </w:pPr>
+      <w:r>
+        <w:rPr>
+          <w:rFonts w:hint="eastAsia"/>
+          <w:lang w:val="en-US" w:eastAsia="zh-CN"/>
+        </w:rPr>
+        <w:t>(1)添加端口</w:t>
+      </w:r>
+    </w:p>
+    <w:tbl>
+      <w:tblPr>
+        <w:tblStyle w:val="7"/>
+        <w:tblW w:w="0" w:type="auto"/>
+        <w:tblInd w:w="0" w:type="dxa"/>
+        <w:tblBorders>
+          <w:top w:val="single" w:color="auto" w:sz="4" w:space="0"/>
+          <w:left w:val="single" w:color="auto" w:sz="4" w:space="0"/>
+          <w:bottom w:val="single" w:color="auto" w:sz="4" w:space="0"/>
+          <w:right w:val="single" w:color="auto" w:sz="4" w:space="0"/>
+          <w:insideH w:val="single" w:color="auto" w:sz="4" w:space="0"/>
+          <w:insideV w:val="single" w:color="auto" w:sz="4" w:space="0"/>
+        </w:tblBorders>
+        <w:shd w:val="clear" w:color="auto" w:fill="E7E6E6" w:themeFill="background2"/>
+        <w:tblLayout w:type="autofit"/>
+        <w:tblCellMar>
+          <w:top w:w="0" w:type="dxa"/>
+          <w:left w:w="108" w:type="dxa"/>
+          <w:bottom w:w="0" w:type="dxa"/>
+          <w:right w:w="108" w:type="dxa"/>
+        </w:tblCellMar>
+      </w:tblPr>
+      <w:tblGrid>
+        <w:gridCol w:w="8522"/>
+      </w:tblGrid>
+      <w:tr>
+        <w:tblPrEx>
+          <w:tblBorders>
+            <w:top w:val="single" w:color="auto" w:sz="4" w:space="0"/>
+            <w:left w:val="single" w:color="auto" w:sz="4" w:space="0"/>
+            <w:bottom w:val="single" w:color="auto" w:sz="4" w:space="0"/>
+            <w:right w:val="single" w:color="auto" w:sz="4" w:space="0"/>
+            <w:insideH w:val="single" w:color="auto" w:sz="4" w:space="0"/>
+            <w:insideV w:val="single" w:color="auto" w:sz="4" w:space="0"/>
+          </w:tblBorders>
+          <w:shd w:val="clear" w:color="auto" w:fill="E7E6E6" w:themeFill="background2"/>
+          <w:tblCellMar>
+            <w:top w:w="0" w:type="dxa"/>
+            <w:left w:w="108" w:type="dxa"/>
+            <w:bottom w:w="0" w:type="dxa"/>
+            <w:right w:w="108" w:type="dxa"/>
+          </w:tblCellMar>
+        </w:tblPrEx>
+        <w:tc>
+          <w:tcPr>
+            <w:tcW w:w="8522" w:type="dxa"/>
+            <w:shd w:val="clear" w:color="auto" w:fill="E7E6E6" w:themeFill="background2"/>
+            <w:vAlign w:val="top"/>
+          </w:tcPr>
+          <w:p>
+            <w:pPr>
+              <w:widowControl w:val="0"/>
+              <w:numPr>
+                <w:ilvl w:val="0"/>
+                <w:numId w:val="0"/>
+              </w:numPr>
+              <w:jc w:val="both"/>
+              <w:rPr>
+                <w:rFonts w:hint="default"/>
+                <w:vertAlign w:val="baseline"/>
+                <w:lang w:val="en-US" w:eastAsia="zh-CN"/>
+              </w:rPr>
+            </w:pPr>
+            <w:r>
+              <w:rPr>
+                <w:rFonts w:hint="default"/>
+                <w:vertAlign w:val="baseline"/>
+                <w:lang w:val="en-US" w:eastAsia="zh-CN"/>
+              </w:rPr>
+              <w:t>firewall-cmd --add-port=80/tcp</w:t>
+            </w:r>
+          </w:p>
+          <w:p>
+            <w:pPr>
+              <w:widowControl w:val="0"/>
+              <w:numPr>
+                <w:ilvl w:val="0"/>
+                <w:numId w:val="0"/>
+              </w:numPr>
+              <w:tabs>
+                <w:tab w:val="left" w:pos="312"/>
+              </w:tabs>
+              <w:jc w:val="both"/>
+              <w:rPr>
+                <w:rFonts w:hint="default"/>
+                <w:vertAlign w:val="baseline"/>
+                <w:lang w:val="en-US" w:eastAsia="zh-CN"/>
+              </w:rPr>
+            </w:pPr>
+            <w:r>
+              <w:rPr>
+                <w:rFonts w:hint="default"/>
+                <w:vertAlign w:val="baseline"/>
+                <w:lang w:val="en-US" w:eastAsia="zh-CN"/>
+              </w:rPr>
+              <w:t>firewall-cmd --runtime-to-permanent</w:t>
+            </w:r>
+          </w:p>
+        </w:tc>
+      </w:tr>
+    </w:tbl>
+    <w:p>
+      <w:pPr>
+        <w:pStyle w:val="5"/>
+        <w:bidi w:val="0"/>
+        <w:rPr>
+          <w:rFonts w:hint="eastAsia"/>
+          <w:lang w:val="en-US" w:eastAsia="zh-CN"/>
+        </w:rPr>
+      </w:pPr>
+      <w:r>
+        <w:rPr>
+          <w:rFonts w:hint="eastAsia"/>
+          <w:b/>
+          <w:bCs/>
+          <w:vertAlign w:val="baseline"/>
+          <w:lang w:val="en-US" w:eastAsia="zh-CN"/>
+        </w:rPr>
+        <w:t>(2)关闭防火墙</w:t>
+      </w:r>
+    </w:p>
+    <w:tbl>
+      <w:tblPr>
+        <w:tblStyle w:val="7"/>
+        <w:tblW w:w="0" w:type="auto"/>
+        <w:tblInd w:w="0" w:type="dxa"/>
+        <w:tblBorders>
+          <w:top w:val="single" w:color="auto" w:sz="4" w:space="0"/>
+          <w:left w:val="single" w:color="auto" w:sz="4" w:space="0"/>
+          <w:bottom w:val="single" w:color="auto" w:sz="4" w:space="0"/>
+          <w:right w:val="single" w:color="auto" w:sz="4" w:space="0"/>
+          <w:insideH w:val="single" w:color="auto" w:sz="4" w:space="0"/>
+          <w:insideV w:val="single" w:color="auto" w:sz="4" w:space="0"/>
+        </w:tblBorders>
+        <w:shd w:val="clear" w:color="auto" w:fill="E7E6E6" w:themeFill="background2"/>
+        <w:tblLayout w:type="autofit"/>
+        <w:tblCellMar>
+          <w:top w:w="0" w:type="dxa"/>
+          <w:left w:w="108" w:type="dxa"/>
+          <w:bottom w:w="0" w:type="dxa"/>
+          <w:right w:w="108" w:type="dxa"/>
+        </w:tblCellMar>
+      </w:tblPr>
+      <w:tblGrid>
+        <w:gridCol w:w="8522"/>
+      </w:tblGrid>
+      <w:tr>
+        <w:tblPrEx>
+          <w:tblBorders>
+            <w:top w:val="single" w:color="auto" w:sz="4" w:space="0"/>
+            <w:left w:val="single" w:color="auto" w:sz="4" w:space="0"/>
+            <w:bottom w:val="single" w:color="auto" w:sz="4" w:space="0"/>
+            <w:right w:val="single" w:color="auto" w:sz="4" w:space="0"/>
+            <w:insideH w:val="single" w:color="auto" w:sz="4" w:space="0"/>
+            <w:insideV w:val="single" w:color="auto" w:sz="4" w:space="0"/>
+          </w:tblBorders>
+          <w:shd w:val="clear" w:color="auto" w:fill="E7E6E6" w:themeFill="background2"/>
+          <w:tblCellMar>
+            <w:top w:w="0" w:type="dxa"/>
+            <w:left w:w="108" w:type="dxa"/>
+            <w:bottom w:w="0" w:type="dxa"/>
+            <w:right w:w="108" w:type="dxa"/>
+          </w:tblCellMar>
+        </w:tblPrEx>
+        <w:tc>
+          <w:tcPr>
+            <w:tcW w:w="8522" w:type="dxa"/>
+            <w:shd w:val="clear" w:color="auto" w:fill="E7E6E6" w:themeFill="background2"/>
+            <w:vAlign w:val="top"/>
+          </w:tcPr>
+          <w:p>
+            <w:pPr>
+              <w:widowControl w:val="0"/>
+              <w:numPr>
+                <w:ilvl w:val="0"/>
+                <w:numId w:val="0"/>
+              </w:numPr>
+              <w:jc w:val="both"/>
+              <w:rPr>
+                <w:rFonts w:hint="default"/>
+                <w:vertAlign w:val="baseline"/>
+                <w:lang w:val="en-US" w:eastAsia="zh-CN"/>
+              </w:rPr>
+            </w:pPr>
+            <w:r>
+              <w:rPr>
+                <w:rFonts w:hint="default"/>
+                <w:vertAlign w:val="baseline"/>
+                <w:lang w:val="en-US" w:eastAsia="zh-CN"/>
+              </w:rPr>
+              <w:t>systemctl stop firewalld</w:t>
+            </w:r>
+          </w:p>
+          <w:p>
+            <w:pPr>
+              <w:widowControl w:val="0"/>
+              <w:numPr>
+                <w:ilvl w:val="0"/>
+                <w:numId w:val="0"/>
+              </w:numPr>
+              <w:tabs>
+                <w:tab w:val="left" w:pos="312"/>
+              </w:tabs>
+              <w:jc w:val="both"/>
+              <w:rPr>
+                <w:rFonts w:hint="default"/>
+                <w:vertAlign w:val="baseline"/>
+                <w:lang w:val="en-US" w:eastAsia="zh-CN"/>
+              </w:rPr>
+            </w:pPr>
+            <w:r>
+              <w:rPr>
+                <w:rFonts w:hint="default"/>
+                <w:vertAlign w:val="baseline"/>
+                <w:lang w:val="en-US" w:eastAsia="zh-CN"/>
+              </w:rPr>
+              <w:t>systemctl disable firewalld</w:t>
+            </w:r>
+          </w:p>
+        </w:tc>
+      </w:tr>
+    </w:tbl>
+    <w:p>
+      <w:pPr>
+        <w:pStyle w:val="3"/>
+        <w:numPr>
+          <w:ilvl w:val="0"/>
+          <w:numId w:val="1"/>
+        </w:numPr>
+        <w:bidi w:val="0"/>
+        <w:rPr>
+          <w:rFonts w:hint="default"/>
+          <w:lang w:val="en-US" w:eastAsia="zh-CN"/>
+        </w:rPr>
+      </w:pPr>
+      <w:r>
+        <w:rPr>
+          <w:rFonts w:hint="eastAsia"/>
+          <w:lang w:val="en-US" w:eastAsia="zh-CN"/>
+        </w:rPr>
+        <w:t>使用命令行工具</w:t>
+      </w:r>
+    </w:p>
+    <w:p>
+      <w:pPr>
+        <w:rPr>
+          <w:rFonts w:hint="eastAsia"/>
+          <w:lang w:val="en-US" w:eastAsia="zh-CN"/>
+        </w:rPr>
+      </w:pPr>
+      <w:r>
+        <w:rPr>
+          <w:rFonts w:hint="eastAsia"/>
+          <w:lang w:val="en-US" w:eastAsia="zh-CN"/>
+        </w:rPr>
+        <w:t>易启动命令行工具可以方便地进行修改配置、安装、卸载等操作。</w:t>
+      </w:r>
+    </w:p>
+    <w:tbl>
+      <w:tblPr>
+        <w:tblStyle w:val="7"/>
+        <w:tblW w:w="0" w:type="auto"/>
+        <w:tblInd w:w="0" w:type="dxa"/>
+        <w:tblBorders>
+          <w:top w:val="single" w:color="auto" w:sz="4" w:space="0"/>
+          <w:left w:val="single" w:color="auto" w:sz="4" w:space="0"/>
+          <w:bottom w:val="single" w:color="auto" w:sz="4" w:space="0"/>
+          <w:right w:val="single" w:color="auto" w:sz="4" w:space="0"/>
+          <w:insideH w:val="single" w:color="auto" w:sz="4" w:space="0"/>
+          <w:insideV w:val="single" w:color="auto" w:sz="4" w:space="0"/>
+        </w:tblBorders>
+        <w:shd w:val="clear" w:color="auto" w:fill="E7E6E6" w:themeFill="background2"/>
+        <w:tblLayout w:type="autofit"/>
+        <w:tblCellMar>
+          <w:top w:w="0" w:type="dxa"/>
+          <w:left w:w="108" w:type="dxa"/>
+          <w:bottom w:w="0" w:type="dxa"/>
+          <w:right w:w="108" w:type="dxa"/>
+        </w:tblCellMar>
+      </w:tblPr>
+      <w:tblGrid>
+        <w:gridCol w:w="8522"/>
+      </w:tblGrid>
+      <w:tr>
+        <w:tblPrEx>
+          <w:tblBorders>
+            <w:top w:val="single" w:color="auto" w:sz="4" w:space="0"/>
+            <w:left w:val="single" w:color="auto" w:sz="4" w:space="0"/>
+            <w:bottom w:val="single" w:color="auto" w:sz="4" w:space="0"/>
+            <w:right w:val="single" w:color="auto" w:sz="4" w:space="0"/>
+            <w:insideH w:val="single" w:color="auto" w:sz="4" w:space="0"/>
+            <w:insideV w:val="single" w:color="auto" w:sz="4" w:space="0"/>
+          </w:tblBorders>
+          <w:shd w:val="clear" w:color="auto" w:fill="E7E6E6" w:themeFill="background2"/>
+          <w:tblCellMar>
+            <w:top w:w="0" w:type="dxa"/>
+            <w:left w:w="108" w:type="dxa"/>
+            <w:bottom w:w="0" w:type="dxa"/>
+            <w:right w:w="108" w:type="dxa"/>
+          </w:tblCellMar>
+        </w:tblPrEx>
+        <w:tc>
+          <w:tcPr>
+            <w:tcW w:w="8522" w:type="dxa"/>
+            <w:shd w:val="clear" w:color="auto" w:fill="E7E6E6" w:themeFill="background2"/>
+            <w:vAlign w:val="top"/>
+          </w:tcPr>
+          <w:p>
+            <w:pPr>
+              <w:widowControl w:val="0"/>
+              <w:numPr>
+                <w:ilvl w:val="0"/>
+                <w:numId w:val="0"/>
+              </w:numPr>
+              <w:tabs>
+                <w:tab w:val="left" w:pos="312"/>
+              </w:tabs>
+              <w:jc w:val="both"/>
+              <w:rPr>
+                <w:rFonts w:hint="default"/>
+                <w:vertAlign w:val="baseline"/>
+                <w:lang w:val="en-US" w:eastAsia="zh-CN"/>
+              </w:rPr>
+            </w:pPr>
+            <w:r>
+              <w:rPr>
+                <w:rFonts w:hint="eastAsia"/>
+                <w:vertAlign w:val="baseline"/>
+                <w:lang w:val="en-US" w:eastAsia="zh-CN"/>
+              </w:rPr>
+              <w:t>cd /usr/share/YiQiDong</w:t>
+            </w:r>
+          </w:p>
+          <w:p>
+            <w:pPr>
+              <w:widowControl w:val="0"/>
+              <w:numPr>
+                <w:ilvl w:val="0"/>
+                <w:numId w:val="0"/>
+              </w:numPr>
+              <w:tabs>
+                <w:tab w:val="left" w:pos="312"/>
+              </w:tabs>
+              <w:jc w:val="both"/>
+              <w:rPr>
+                <w:rFonts w:hint="default"/>
+                <w:vertAlign w:val="baseline"/>
+                <w:lang w:val="en-US" w:eastAsia="zh-CN"/>
+              </w:rPr>
+            </w:pPr>
+            <w:r>
+              <w:rPr>
+                <w:rFonts w:hint="eastAsia"/>
+                <w:vertAlign w:val="baseline"/>
+                <w:lang w:val="en-US" w:eastAsia="zh-CN"/>
+              </w:rPr>
+              <w:t>./YiQiDong</w:t>
+            </w:r>
+          </w:p>
+        </w:tc>
+      </w:tr>
+    </w:tbl>
+    <w:p/>
+    <w:p>
+      <w:pPr>
+        <w:pStyle w:val="3"/>
+        <w:numPr>
+          <w:ilvl w:val="0"/>
+          <w:numId w:val="1"/>
+        </w:numPr>
+        <w:bidi w:val="0"/>
+        <w:rPr>
+          <w:rFonts w:hint="default"/>
+          <w:lang w:val="en-US" w:eastAsia="zh-CN"/>
+        </w:rPr>
+      </w:pPr>
+      <w:r>
+        <w:rPr>
+          <w:rFonts w:hint="eastAsia"/>
+          <w:lang w:val="en-US" w:eastAsia="zh-CN"/>
+        </w:rPr>
+        <w:t>编辑配置</w:t>
+      </w:r>
+    </w:p>
+    <w:p>
+      <w:pPr>
+        <w:pStyle w:val="4"/>
+        <w:numPr>
+          <w:ilvl w:val="0"/>
+          <w:numId w:val="5"/>
+        </w:numPr>
+        <w:bidi w:val="0"/>
+        <w:rPr>
+          <w:rFonts w:hint="default"/>
+          <w:lang w:val="en-US" w:eastAsia="zh-CN"/>
+        </w:rPr>
+      </w:pPr>
+      <w:r>
+        <w:rPr>
+          <w:rFonts w:hint="eastAsia"/>
+          <w:lang w:val="en-US" w:eastAsia="zh-CN"/>
+        </w:rPr>
+        <w:t>进入“编辑配置”菜单项</w:t>
+      </w:r>
+    </w:p>
+    <w:p>
+      <w:pPr>
+        <w:rPr>
+          <w:rFonts w:hint="default"/>
+          <w:lang w:val="en-US" w:eastAsia="zh-CN"/>
+        </w:rPr>
+      </w:pPr>
+      <w:r>
+        <w:rPr>
+          <w:rFonts w:hint="eastAsia"/>
+          <w:lang w:val="en-US" w:eastAsia="zh-CN"/>
+        </w:rPr>
+        <w:t>注意：如果某一项配置项不需要修改，可以不输入直接回车即可。</w:t>
+      </w:r>
+    </w:p>
+    <w:p>
+      <w:pPr>
+        <w:rPr>
+          <w:rFonts w:hint="default"/>
+          <w:lang w:val="en-US" w:eastAsia="zh-CN"/>
+        </w:rPr>
+      </w:pPr>
       <w:r>
         <w:drawing>
           <wp:inline distT="0" distB="0" distL="114300" distR="114300">
-            <wp:extent cx="4815205" cy="1891030"/>
-            <wp:effectExtent l="0" t="0" r="4445" b="4445"/>
-            <wp:docPr id="3" name="图片 1"/>
+            <wp:extent cx="5272405" cy="2419985"/>
+            <wp:effectExtent l="0" t="0" r="4445" b="8890"/>
+            <wp:docPr id="23" name="图片 6"/>
             <wp:cNvGraphicFramePr>
               <a:graphicFrameLocks xmlns:a="http://schemas.openxmlformats.org/drawingml/2006/main" noChangeAspect="1"/>
             </wp:cNvGraphicFramePr>
@@ -4171,7 +4264,7 @@
               <a:graphicData uri="http://schemas.openxmlformats.org/drawingml/2006/picture">
                 <pic:pic xmlns:pic="http://schemas.openxmlformats.org/drawingml/2006/picture">
                   <pic:nvPicPr>
-                    <pic:cNvPr id="3" name="图片 1"/>
+                    <pic:cNvPr id="23" name="图片 6"/>
                     <pic:cNvPicPr>
                       <a:picLocks noChangeAspect="1"/>
                     </pic:cNvPicPr>
@@ -4185,7 +4278,7 @@
                   <pic:spPr>
                     <a:xfrm>
                       <a:off x="0" y="0"/>
-                      <a:ext cx="4815205" cy="1891030"/>
+                      <a:ext cx="5272405" cy="2419985"/>
                     </a:xfrm>
                     <a:prstGeom prst="rect">
                       <a:avLst/>
@@ -4204,27 +4297,6 @@
     </w:p>
     <w:p>
       <w:pPr>
-        <w:pStyle w:val="3"/>
-        <w:numPr>
-          <w:ilvl w:val="0"/>
-          <w:numId w:val="1"/>
-        </w:numPr>
-        <w:bidi w:val="0"/>
-        <w:rPr>
-          <w:rFonts w:hint="default"/>
-          <w:lang w:val="en-US" w:eastAsia="zh-CN"/>
-        </w:rPr>
-      </w:pPr>
-      <w:r>
-        <w:rPr>
-          <w:rFonts w:hint="eastAsia"/>
-          <w:lang w:val="en-US" w:eastAsia="zh-CN"/>
-        </w:rPr>
-        <w:t>编辑配置</w:t>
-      </w:r>
-    </w:p>
-    <w:p>
-      <w:pPr>
         <w:pStyle w:val="4"/>
         <w:numPr>
           <w:ilvl w:val="0"/>
@@ -4241,22 +4313,7 @@
           <w:rFonts w:hint="eastAsia"/>
           <w:lang w:val="en-US" w:eastAsia="zh-CN"/>
         </w:rPr>
-        <w:t>进入“编辑配置”菜单项</w:t>
-      </w:r>
-    </w:p>
-    <w:p>
-      <w:pPr>
-        <w:rPr>
-          <w:rFonts w:hint="default"/>
-          <w:lang w:val="en-US" w:eastAsia="zh-CN"/>
-        </w:rPr>
-      </w:pPr>
-      <w:r>
-        <w:rPr>
-          <w:rFonts w:hint="eastAsia"/>
-          <w:lang w:val="en-US" w:eastAsia="zh-CN"/>
-        </w:rPr>
-        <w:t>注意：如果某一项配置项不需要修改，可以不输入直接回车即可。</w:t>
+        <w:t>修改“标题”</w:t>
       </w:r>
     </w:p>
     <w:p>
@@ -4269,9 +4326,9 @@
       <w:r>
         <w:drawing>
           <wp:inline distT="0" distB="0" distL="114300" distR="114300">
-            <wp:extent cx="4958080" cy="1895475"/>
-            <wp:effectExtent l="0" t="0" r="4445" b="0"/>
-            <wp:docPr id="4" name="图片 1"/>
+            <wp:extent cx="5266055" cy="2375535"/>
+            <wp:effectExtent l="0" t="0" r="1270" b="5715"/>
+            <wp:docPr id="24" name="图片 7"/>
             <wp:cNvGraphicFramePr>
               <a:graphicFrameLocks xmlns:a="http://schemas.openxmlformats.org/drawingml/2006/main" noChangeAspect="1"/>
             </wp:cNvGraphicFramePr>
@@ -4279,7 +4336,7 @@
               <a:graphicData uri="http://schemas.openxmlformats.org/drawingml/2006/picture">
                 <pic:pic xmlns:pic="http://schemas.openxmlformats.org/drawingml/2006/picture">
                   <pic:nvPicPr>
-                    <pic:cNvPr id="4" name="图片 1"/>
+                    <pic:cNvPr id="24" name="图片 7"/>
                     <pic:cNvPicPr>
                       <a:picLocks noChangeAspect="1"/>
                     </pic:cNvPicPr>
@@ -4293,7 +4350,7 @@
                   <pic:spPr>
                     <a:xfrm>
                       <a:off x="0" y="0"/>
-                      <a:ext cx="4958080" cy="1895475"/>
+                      <a:ext cx="5266055" cy="2375535"/>
                     </a:xfrm>
                     <a:prstGeom prst="rect">
                       <a:avLst/>
@@ -4328,7 +4385,22 @@
           <w:rFonts w:hint="eastAsia"/>
           <w:lang w:val="en-US" w:eastAsia="zh-CN"/>
         </w:rPr>
-        <w:t>修改“标题”</w:t>
+        <w:t>修改“URL”</w:t>
+      </w:r>
+    </w:p>
+    <w:p>
+      <w:pPr>
+        <w:rPr>
+          <w:rFonts w:hint="default"/>
+          <w:lang w:val="en-US" w:eastAsia="zh-CN"/>
+        </w:rPr>
+      </w:pPr>
+      <w:r>
+        <w:rPr>
+          <w:rFonts w:hint="eastAsia"/>
+          <w:lang w:val="en-US" w:eastAsia="zh-CN"/>
+        </w:rPr>
+        <w:t>易启动默认是绑定全部IP地址的80端口。中间的*代表全部IP地址一般不用修改，主要是修改端口。比如要修改使用5000端口，此处输入：http://*:5000</w:t>
       </w:r>
     </w:p>
     <w:p>
@@ -4341,9 +4413,9 @@
       <w:r>
         <w:drawing>
           <wp:inline distT="0" distB="0" distL="114300" distR="114300">
-            <wp:extent cx="5139055" cy="2028825"/>
-            <wp:effectExtent l="0" t="0" r="4445" b="0"/>
-            <wp:docPr id="5" name="图片 2"/>
+            <wp:extent cx="5267960" cy="2604770"/>
+            <wp:effectExtent l="0" t="0" r="8890" b="5080"/>
+            <wp:docPr id="25" name="图片 8"/>
             <wp:cNvGraphicFramePr>
               <a:graphicFrameLocks xmlns:a="http://schemas.openxmlformats.org/drawingml/2006/main" noChangeAspect="1"/>
             </wp:cNvGraphicFramePr>
@@ -4351,7 +4423,7 @@
               <a:graphicData uri="http://schemas.openxmlformats.org/drawingml/2006/picture">
                 <pic:pic xmlns:pic="http://schemas.openxmlformats.org/drawingml/2006/picture">
                   <pic:nvPicPr>
-                    <pic:cNvPr id="5" name="图片 2"/>
+                    <pic:cNvPr id="25" name="图片 8"/>
                     <pic:cNvPicPr>
                       <a:picLocks noChangeAspect="1"/>
                     </pic:cNvPicPr>
@@ -4365,7 +4437,7 @@
                   <pic:spPr>
                     <a:xfrm>
                       <a:off x="0" y="0"/>
-                      <a:ext cx="5139055" cy="2028825"/>
+                      <a:ext cx="5267960" cy="2604770"/>
                     </a:xfrm>
                     <a:prstGeom prst="rect">
                       <a:avLst/>
@@ -4400,22 +4472,7 @@
           <w:rFonts w:hint="eastAsia"/>
           <w:lang w:val="en-US" w:eastAsia="zh-CN"/>
         </w:rPr>
-        <w:t>修改“URL”</w:t>
-      </w:r>
-    </w:p>
-    <w:p>
-      <w:pPr>
-        <w:rPr>
-          <w:rFonts w:hint="default"/>
-          <w:lang w:val="en-US" w:eastAsia="zh-CN"/>
-        </w:rPr>
-      </w:pPr>
-      <w:r>
-        <w:rPr>
-          <w:rFonts w:hint="eastAsia"/>
-          <w:lang w:val="en-US" w:eastAsia="zh-CN"/>
-        </w:rPr>
-        <w:t>易启动默认是绑定全部IP地址的80端口。中间的*代表全部IP地址一般不用修改，主要是修改端口。比如要修改使用5000端口，此处输入：http://*:5000</w:t>
+        <w:t>修改“密码”</w:t>
       </w:r>
     </w:p>
     <w:p>
@@ -4428,9 +4485,9 @@
       <w:r>
         <w:drawing>
           <wp:inline distT="0" distB="0" distL="114300" distR="114300">
-            <wp:extent cx="5272405" cy="1949450"/>
-            <wp:effectExtent l="0" t="0" r="4445" b="3175"/>
-            <wp:docPr id="6" name="图片 3"/>
+            <wp:extent cx="5270500" cy="2692400"/>
+            <wp:effectExtent l="0" t="0" r="6350" b="3175"/>
+            <wp:docPr id="26" name="图片 9"/>
             <wp:cNvGraphicFramePr>
               <a:graphicFrameLocks xmlns:a="http://schemas.openxmlformats.org/drawingml/2006/main" noChangeAspect="1"/>
             </wp:cNvGraphicFramePr>
@@ -4438,7 +4495,7 @@
               <a:graphicData uri="http://schemas.openxmlformats.org/drawingml/2006/picture">
                 <pic:pic xmlns:pic="http://schemas.openxmlformats.org/drawingml/2006/picture">
                   <pic:nvPicPr>
-                    <pic:cNvPr id="6" name="图片 3"/>
+                    <pic:cNvPr id="26" name="图片 9"/>
                     <pic:cNvPicPr>
                       <a:picLocks noChangeAspect="1"/>
                     </pic:cNvPicPr>
@@ -4452,7 +4509,7 @@
                   <pic:spPr>
                     <a:xfrm>
                       <a:off x="0" y="0"/>
-                      <a:ext cx="5272405" cy="1949450"/>
+                      <a:ext cx="5270500" cy="2692400"/>
                     </a:xfrm>
                     <a:prstGeom prst="rect">
                       <a:avLst/>
@@ -4487,7 +4544,38 @@
           <w:rFonts w:hint="eastAsia"/>
           <w:lang w:val="en-US" w:eastAsia="zh-CN"/>
         </w:rPr>
-        <w:t>修改“密码”</w:t>
+        <w:t>修改“数据目录”</w:t>
+      </w:r>
+    </w:p>
+    <w:p>
+      <w:pPr>
+        <w:rPr>
+          <w:rFonts w:hint="eastAsia"/>
+          <w:lang w:val="en-US" w:eastAsia="zh-CN"/>
+        </w:rPr>
+      </w:pPr>
+      <w:r>
+        <w:rPr>
+          <w:rFonts w:hint="eastAsia"/>
+          <w:lang w:val="en-US" w:eastAsia="zh-CN"/>
+        </w:rPr>
+        <w:t>数据目录中保存的运行库、镜像和容器等文件。</w:t>
+      </w:r>
+    </w:p>
+    <w:p>
+      <w:pPr>
+        <w:rPr>
+          <w:rFonts w:hint="default"/>
+          <w:lang w:val="en-US" w:eastAsia="zh-CN"/>
+        </w:rPr>
+      </w:pPr>
+      <w:r>
+        <w:rPr>
+          <w:rFonts w:hint="eastAsia"/>
+          <w:color w:val="FF0000"/>
+          <w:lang w:val="en-US" w:eastAsia="zh-CN"/>
+        </w:rPr>
+        <w:t>PS：数据目录一定不要放在安装目录下面，免得更新易启动时数据目录被删除。</w:t>
       </w:r>
     </w:p>
     <w:p>
@@ -4500,9 +4588,9 @@
       <w:r>
         <w:drawing>
           <wp:inline distT="0" distB="0" distL="114300" distR="114300">
-            <wp:extent cx="5271770" cy="2111375"/>
-            <wp:effectExtent l="0" t="0" r="5080" b="3175"/>
-            <wp:docPr id="7" name="图片 4"/>
+            <wp:extent cx="5271135" cy="2411095"/>
+            <wp:effectExtent l="0" t="0" r="5715" b="8255"/>
+            <wp:docPr id="27" name="图片 10"/>
             <wp:cNvGraphicFramePr>
               <a:graphicFrameLocks xmlns:a="http://schemas.openxmlformats.org/drawingml/2006/main" noChangeAspect="1"/>
             </wp:cNvGraphicFramePr>
@@ -4510,7 +4598,7 @@
               <a:graphicData uri="http://schemas.openxmlformats.org/drawingml/2006/picture">
                 <pic:pic xmlns:pic="http://schemas.openxmlformats.org/drawingml/2006/picture">
                   <pic:nvPicPr>
-                    <pic:cNvPr id="7" name="图片 4"/>
+                    <pic:cNvPr id="27" name="图片 10"/>
                     <pic:cNvPicPr>
                       <a:picLocks noChangeAspect="1"/>
                     </pic:cNvPicPr>
@@ -4524,7 +4612,7 @@
                   <pic:spPr>
                     <a:xfrm>
                       <a:off x="0" y="0"/>
-                      <a:ext cx="5271770" cy="2111375"/>
+                      <a:ext cx="5271135" cy="2411095"/>
                     </a:xfrm>
                     <a:prstGeom prst="rect">
                       <a:avLst/>
@@ -4559,53 +4647,25 @@
           <w:rFonts w:hint="eastAsia"/>
           <w:lang w:val="en-US" w:eastAsia="zh-CN"/>
         </w:rPr>
-        <w:t>修改“数据目录”</w:t>
-      </w:r>
-    </w:p>
-    <w:p>
-      <w:pPr>
-        <w:rPr>
-          <w:rFonts w:hint="eastAsia"/>
-          <w:lang w:val="en-US" w:eastAsia="zh-CN"/>
-        </w:rPr>
-      </w:pPr>
-      <w:r>
-        <w:rPr>
-          <w:rFonts w:hint="eastAsia"/>
-          <w:lang w:val="en-US" w:eastAsia="zh-CN"/>
-        </w:rPr>
-        <w:t>数据目录中保存的运行库、镜像和容器等文件。</w:t>
-      </w:r>
-    </w:p>
-    <w:p>
-      <w:pPr>
-        <w:rPr>
-          <w:rFonts w:hint="default"/>
-          <w:lang w:val="en-US" w:eastAsia="zh-CN"/>
-        </w:rPr>
-      </w:pPr>
-      <w:r>
-        <w:rPr>
-          <w:rFonts w:hint="eastAsia"/>
-          <w:color w:val="FF0000"/>
-          <w:lang w:val="en-US" w:eastAsia="zh-CN"/>
-        </w:rPr>
-        <w:t>PS：数据目录一定不要放在安装目录下面，免得更新易启动时数据目录被删除。</w:t>
-      </w:r>
-    </w:p>
-    <w:p>
-      <w:pPr>
-        <w:rPr>
-          <w:rFonts w:hint="default"/>
-          <w:lang w:val="en-US" w:eastAsia="zh-CN"/>
-        </w:rPr>
-      </w:pPr>
+        <w:t>保存成功</w:t>
+      </w:r>
+    </w:p>
+    <w:p>
+      <w:r>
+        <w:rPr>
+          <w:rFonts w:hint="eastAsia"/>
+          <w:lang w:val="en-US" w:eastAsia="zh-CN"/>
+        </w:rPr>
+        <w:t>配置文件路径：/etc/YiQiDong.conf</w:t>
+      </w:r>
+    </w:p>
+    <w:p>
       <w:r>
         <w:drawing>
           <wp:inline distT="0" distB="0" distL="114300" distR="114300">
-            <wp:extent cx="5271770" cy="2364740"/>
-            <wp:effectExtent l="0" t="0" r="5080" b="6985"/>
-            <wp:docPr id="8" name="图片 5"/>
+            <wp:extent cx="5271770" cy="2442845"/>
+            <wp:effectExtent l="0" t="0" r="5080" b="5080"/>
+            <wp:docPr id="28" name="图片 11"/>
             <wp:cNvGraphicFramePr>
               <a:graphicFrameLocks xmlns:a="http://schemas.openxmlformats.org/drawingml/2006/main" noChangeAspect="1"/>
             </wp:cNvGraphicFramePr>
@@ -4613,7 +4673,7 @@
               <a:graphicData uri="http://schemas.openxmlformats.org/drawingml/2006/picture">
                 <pic:pic xmlns:pic="http://schemas.openxmlformats.org/drawingml/2006/picture">
                   <pic:nvPicPr>
-                    <pic:cNvPr id="8" name="图片 5"/>
+                    <pic:cNvPr id="28" name="图片 11"/>
                     <pic:cNvPicPr>
                       <a:picLocks noChangeAspect="1"/>
                     </pic:cNvPicPr>
@@ -4627,7 +4687,7 @@
                   <pic:spPr>
                     <a:xfrm>
                       <a:off x="0" y="0"/>
-                      <a:ext cx="5271770" cy="2364740"/>
+                      <a:ext cx="5271770" cy="2442845"/>
                     </a:xfrm>
                     <a:prstGeom prst="rect">
                       <a:avLst/>
@@ -4646,10 +4706,39 @@
     </w:p>
     <w:p>
       <w:pPr>
+        <w:rPr>
+          <w:rFonts w:hint="default" w:eastAsiaTheme="minorEastAsia"/>
+          <w:lang w:val="en-US" w:eastAsia="zh-CN"/>
+        </w:rPr>
+      </w:pPr>
+    </w:p>
+    <w:p>
+      <w:pPr>
+        <w:pStyle w:val="3"/>
+        <w:numPr>
+          <w:ilvl w:val="0"/>
+          <w:numId w:val="1"/>
+        </w:numPr>
+        <w:bidi w:val="0"/>
+        <w:rPr>
+          <w:rFonts w:hint="default"/>
+          <w:lang w:val="en-US" w:eastAsia="zh-CN"/>
+        </w:rPr>
+      </w:pPr>
+      <w:r>
+        <w:rPr>
+          <w:rFonts w:hint="eastAsia"/>
+          <w:lang w:val="en-US" w:eastAsia="zh-CN"/>
+        </w:rPr>
+        <w:t>调试运行</w:t>
+      </w:r>
+    </w:p>
+    <w:p>
+      <w:pPr>
         <w:pStyle w:val="4"/>
         <w:numPr>
           <w:ilvl w:val="0"/>
-          <w:numId w:val="5"/>
+          <w:numId w:val="6"/>
         </w:numPr>
         <w:bidi w:val="0"/>
         <w:rPr>
@@ -4662,25 +4751,28 @@
           <w:rFonts w:hint="eastAsia"/>
           <w:lang w:val="en-US" w:eastAsia="zh-CN"/>
         </w:rPr>
-        <w:t>保存成功</w:t>
-      </w:r>
-    </w:p>
-    <w:p>
-      <w:r>
-        <w:rPr>
-          <w:rFonts w:hint="eastAsia"/>
-          <w:lang w:val="en-US" w:eastAsia="zh-CN"/>
-        </w:rPr>
-        <w:t>配置文件路径：/etc/YiQiDong.conf</w:t>
-      </w:r>
-    </w:p>
-    <w:p>
+        <w:t>进入“调试运行”菜单项</w:t>
+      </w:r>
+    </w:p>
+    <w:p>
+      <w:pPr>
+        <w:widowControl w:val="0"/>
+        <w:numPr>
+          <w:ilvl w:val="0"/>
+          <w:numId w:val="0"/>
+        </w:numPr>
+        <w:jc w:val="both"/>
+        <w:rPr>
+          <w:rFonts w:hint="default"/>
+          <w:lang w:val="en-US" w:eastAsia="zh-CN"/>
+        </w:rPr>
+      </w:pPr>
       <w:r>
         <w:drawing>
           <wp:inline distT="0" distB="0" distL="114300" distR="114300">
-            <wp:extent cx="5269230" cy="2334260"/>
-            <wp:effectExtent l="0" t="0" r="7620" b="8890"/>
-            <wp:docPr id="11" name="图片 8"/>
+            <wp:extent cx="5273040" cy="1540510"/>
+            <wp:effectExtent l="0" t="0" r="3810" b="2540"/>
+            <wp:docPr id="29" name="图片 12"/>
             <wp:cNvGraphicFramePr>
               <a:graphicFrameLocks xmlns:a="http://schemas.openxmlformats.org/drawingml/2006/main" noChangeAspect="1"/>
             </wp:cNvGraphicFramePr>
@@ -4688,7 +4780,7 @@
               <a:graphicData uri="http://schemas.openxmlformats.org/drawingml/2006/picture">
                 <pic:pic xmlns:pic="http://schemas.openxmlformats.org/drawingml/2006/picture">
                   <pic:nvPicPr>
-                    <pic:cNvPr id="11" name="图片 8"/>
+                    <pic:cNvPr id="29" name="图片 12"/>
                     <pic:cNvPicPr>
                       <a:picLocks noChangeAspect="1"/>
                     </pic:cNvPicPr>
@@ -4702,7 +4794,7 @@
                   <pic:spPr>
                     <a:xfrm>
                       <a:off x="0" y="0"/>
-                      <a:ext cx="5269230" cy="2334260"/>
+                      <a:ext cx="5273040" cy="1540510"/>
                     </a:xfrm>
                     <a:prstGeom prst="rect">
                       <a:avLst/>
@@ -4721,35 +4813,6 @@
     </w:p>
     <w:p>
       <w:pPr>
-        <w:rPr>
-          <w:rFonts w:hint="default" w:eastAsiaTheme="minorEastAsia"/>
-          <w:lang w:val="en-US" w:eastAsia="zh-CN"/>
-        </w:rPr>
-      </w:pPr>
-    </w:p>
-    <w:p>
-      <w:pPr>
-        <w:pStyle w:val="3"/>
-        <w:numPr>
-          <w:ilvl w:val="0"/>
-          <w:numId w:val="1"/>
-        </w:numPr>
-        <w:bidi w:val="0"/>
-        <w:rPr>
-          <w:rFonts w:hint="default"/>
-          <w:lang w:val="en-US" w:eastAsia="zh-CN"/>
-        </w:rPr>
-      </w:pPr>
-      <w:r>
-        <w:rPr>
-          <w:rFonts w:hint="eastAsia"/>
-          <w:lang w:val="en-US" w:eastAsia="zh-CN"/>
-        </w:rPr>
-        <w:t>调试运行</w:t>
-      </w:r>
-    </w:p>
-    <w:p>
-      <w:pPr>
         <w:pStyle w:val="4"/>
         <w:numPr>
           <w:ilvl w:val="0"/>
@@ -4766,28 +4829,31 @@
           <w:rFonts w:hint="eastAsia"/>
           <w:lang w:val="en-US" w:eastAsia="zh-CN"/>
         </w:rPr>
-        <w:t>进入“调试运行”菜单项</w:t>
-      </w:r>
-    </w:p>
-    <w:p>
-      <w:pPr>
-        <w:widowControl w:val="0"/>
-        <w:numPr>
-          <w:ilvl w:val="0"/>
-          <w:numId w:val="0"/>
-        </w:numPr>
-        <w:jc w:val="both"/>
+        <w:t>检查调试运行是否成功</w:t>
+      </w:r>
+    </w:p>
+    <w:p>
+      <w:pPr>
         <w:rPr>
           <w:rFonts w:hint="default"/>
           <w:lang w:val="en-US" w:eastAsia="zh-CN"/>
         </w:rPr>
       </w:pPr>
+      <w:r>
+        <w:rPr>
+          <w:rFonts w:hint="eastAsia"/>
+          <w:lang w:val="en-US" w:eastAsia="zh-CN"/>
+        </w:rPr>
+        <w:t>输出日志中如果显示如下的“启动完成”，则代表配置无误，运行正常。</w:t>
+      </w:r>
+    </w:p>
+    <w:p>
       <w:r>
         <w:drawing>
           <wp:inline distT="0" distB="0" distL="114300" distR="114300">
-            <wp:extent cx="4667250" cy="1676400"/>
-            <wp:effectExtent l="0" t="0" r="0" b="0"/>
-            <wp:docPr id="12" name="图片 9"/>
+            <wp:extent cx="5265420" cy="2511425"/>
+            <wp:effectExtent l="0" t="0" r="1905" b="3175"/>
+            <wp:docPr id="30" name="图片 13"/>
             <wp:cNvGraphicFramePr>
               <a:graphicFrameLocks xmlns:a="http://schemas.openxmlformats.org/drawingml/2006/main" noChangeAspect="1"/>
             </wp:cNvGraphicFramePr>
@@ -4795,7 +4861,7 @@
               <a:graphicData uri="http://schemas.openxmlformats.org/drawingml/2006/picture">
                 <pic:pic xmlns:pic="http://schemas.openxmlformats.org/drawingml/2006/picture">
                   <pic:nvPicPr>
-                    <pic:cNvPr id="12" name="图片 9"/>
+                    <pic:cNvPr id="30" name="图片 13"/>
                     <pic:cNvPicPr>
                       <a:picLocks noChangeAspect="1"/>
                     </pic:cNvPicPr>
@@ -4809,7 +4875,7 @@
                   <pic:spPr>
                     <a:xfrm>
                       <a:off x="0" y="0"/>
-                      <a:ext cx="4667250" cy="1676400"/>
+                      <a:ext cx="5265420" cy="2511425"/>
                     </a:xfrm>
                     <a:prstGeom prst="rect">
                       <a:avLst/>
@@ -4828,12 +4894,6 @@
     </w:p>
     <w:p>
       <w:pPr>
-        <w:pStyle w:val="4"/>
-        <w:numPr>
-          <w:ilvl w:val="0"/>
-          <w:numId w:val="6"/>
-        </w:numPr>
-        <w:bidi w:val="0"/>
         <w:rPr>
           <w:rFonts w:hint="default"/>
           <w:lang w:val="en-US" w:eastAsia="zh-CN"/>
@@ -4844,7 +4904,7 @@
           <w:rFonts w:hint="eastAsia"/>
           <w:lang w:val="en-US" w:eastAsia="zh-CN"/>
         </w:rPr>
-        <w:t>检查调试运行是否成功</w:t>
+        <w:t>如果端口被占用，则会显示下面的输出。address already in use(地址已经被使用)。</w:t>
       </w:r>
     </w:p>
     <w:p>
@@ -4854,21 +4914,12 @@
           <w:lang w:val="en-US" w:eastAsia="zh-CN"/>
         </w:rPr>
       </w:pPr>
-      <w:r>
-        <w:rPr>
-          <w:rFonts w:hint="eastAsia"/>
-          <w:lang w:val="en-US" w:eastAsia="zh-CN"/>
-        </w:rPr>
-        <w:t>输出日志中如果显示如下的“启动完成”，则代表配置无误，运行正常。</w:t>
-      </w:r>
-    </w:p>
-    <w:p>
       <w:r>
         <w:drawing>
           <wp:inline distT="0" distB="0" distL="114300" distR="114300">
-            <wp:extent cx="5267960" cy="2283460"/>
-            <wp:effectExtent l="0" t="0" r="8890" b="2540"/>
-            <wp:docPr id="15" name="图片 11"/>
+            <wp:extent cx="5268595" cy="2451735"/>
+            <wp:effectExtent l="0" t="0" r="8255" b="5715"/>
+            <wp:docPr id="31" name="图片 14"/>
             <wp:cNvGraphicFramePr>
               <a:graphicFrameLocks xmlns:a="http://schemas.openxmlformats.org/drawingml/2006/main" noChangeAspect="1"/>
             </wp:cNvGraphicFramePr>
@@ -4876,7 +4927,7 @@
               <a:graphicData uri="http://schemas.openxmlformats.org/drawingml/2006/picture">
                 <pic:pic xmlns:pic="http://schemas.openxmlformats.org/drawingml/2006/picture">
                   <pic:nvPicPr>
-                    <pic:cNvPr id="15" name="图片 11"/>
+                    <pic:cNvPr id="31" name="图片 14"/>
                     <pic:cNvPicPr>
                       <a:picLocks noChangeAspect="1"/>
                     </pic:cNvPicPr>
@@ -4890,7 +4941,7 @@
                   <pic:spPr>
                     <a:xfrm>
                       <a:off x="0" y="0"/>
-                      <a:ext cx="5267960" cy="2283460"/>
+                      <a:ext cx="5268595" cy="2451735"/>
                     </a:xfrm>
                     <a:prstGeom prst="rect">
                       <a:avLst/>
@@ -4909,6 +4960,12 @@
     </w:p>
     <w:p>
       <w:pPr>
+        <w:pStyle w:val="4"/>
+        <w:numPr>
+          <w:ilvl w:val="0"/>
+          <w:numId w:val="6"/>
+        </w:numPr>
+        <w:bidi w:val="0"/>
         <w:rPr>
           <w:rFonts w:hint="default"/>
           <w:lang w:val="en-US" w:eastAsia="zh-CN"/>
@@ -4919,7 +4976,7 @@
           <w:rFonts w:hint="eastAsia"/>
           <w:lang w:val="en-US" w:eastAsia="zh-CN"/>
         </w:rPr>
-        <w:t>如果端口被占用，则会显示下面的输出。address already in use(地址已经被使用)。</w:t>
+        <w:t>退出调试运行</w:t>
       </w:r>
     </w:p>
     <w:p>
@@ -4929,12 +4986,21 @@
           <w:lang w:val="en-US" w:eastAsia="zh-CN"/>
         </w:rPr>
       </w:pPr>
+      <w:r>
+        <w:rPr>
+          <w:rFonts w:hint="eastAsia"/>
+          <w:lang w:val="en-US" w:eastAsia="zh-CN"/>
+        </w:rPr>
+        <w:t>按“Ctrl + C”退出调试运行</w:t>
+      </w:r>
+    </w:p>
+    <w:p>
       <w:r>
         <w:drawing>
           <wp:inline distT="0" distB="0" distL="114300" distR="114300">
-            <wp:extent cx="5267325" cy="1525270"/>
-            <wp:effectExtent l="0" t="0" r="0" b="8255"/>
-            <wp:docPr id="14" name="图片 10"/>
+            <wp:extent cx="5271770" cy="2801620"/>
+            <wp:effectExtent l="0" t="0" r="5080" b="8255"/>
+            <wp:docPr id="32" name="图片 15"/>
             <wp:cNvGraphicFramePr>
               <a:graphicFrameLocks xmlns:a="http://schemas.openxmlformats.org/drawingml/2006/main" noChangeAspect="1"/>
             </wp:cNvGraphicFramePr>
@@ -4942,7 +5008,7 @@
               <a:graphicData uri="http://schemas.openxmlformats.org/drawingml/2006/picture">
                 <pic:pic xmlns:pic="http://schemas.openxmlformats.org/drawingml/2006/picture">
                   <pic:nvPicPr>
-                    <pic:cNvPr id="14" name="图片 10"/>
+                    <pic:cNvPr id="32" name="图片 15"/>
                     <pic:cNvPicPr>
                       <a:picLocks noChangeAspect="1"/>
                     </pic:cNvPicPr>
@@ -4956,7 +5022,7 @@
                   <pic:spPr>
                     <a:xfrm>
                       <a:off x="0" y="0"/>
-                      <a:ext cx="5267325" cy="1525270"/>
+                      <a:ext cx="5271770" cy="2801620"/>
                     </a:xfrm>
                     <a:prstGeom prst="rect">
                       <a:avLst/>
@@ -4975,10 +5041,31 @@
     </w:p>
     <w:p>
       <w:pPr>
+        <w:pStyle w:val="3"/>
+        <w:numPr>
+          <w:ilvl w:val="0"/>
+          <w:numId w:val="1"/>
+        </w:numPr>
+        <w:bidi w:val="0"/>
+        <w:rPr>
+          <w:rFonts w:hint="default"/>
+          <w:lang w:val="en-US" w:eastAsia="zh-CN"/>
+        </w:rPr>
+      </w:pPr>
+      <w:r>
+        <w:rPr>
+          <w:rFonts w:hint="eastAsia"/>
+          <w:lang w:val="en-US" w:eastAsia="zh-CN"/>
+        </w:rPr>
+        <w:t>安装服务</w:t>
+      </w:r>
+    </w:p>
+    <w:p>
+      <w:pPr>
         <w:pStyle w:val="4"/>
         <w:numPr>
           <w:ilvl w:val="0"/>
-          <w:numId w:val="6"/>
+          <w:numId w:val="7"/>
         </w:numPr>
         <w:bidi w:val="0"/>
         <w:rPr>
@@ -4991,7 +5078,7 @@
           <w:rFonts w:hint="eastAsia"/>
           <w:lang w:val="en-US" w:eastAsia="zh-CN"/>
         </w:rPr>
-        <w:t>退出调试运行</w:t>
+        <w:t>进入“服务管理”菜单项</w:t>
       </w:r>
     </w:p>
     <w:p>
@@ -5001,21 +5088,12 @@
           <w:lang w:val="en-US" w:eastAsia="zh-CN"/>
         </w:rPr>
       </w:pPr>
-      <w:r>
-        <w:rPr>
-          <w:rFonts w:hint="eastAsia"/>
-          <w:lang w:val="en-US" w:eastAsia="zh-CN"/>
-        </w:rPr>
-        <w:t>按“Ctrl + C”退出调调试运行</w:t>
-      </w:r>
-    </w:p>
-    <w:p>
       <w:r>
         <w:drawing>
           <wp:inline distT="0" distB="0" distL="114300" distR="114300">
-            <wp:extent cx="5272405" cy="2893060"/>
-            <wp:effectExtent l="0" t="0" r="4445" b="2540"/>
-            <wp:docPr id="16" name="图片 12"/>
+            <wp:extent cx="5271135" cy="1517650"/>
+            <wp:effectExtent l="0" t="0" r="5715" b="6350"/>
+            <wp:docPr id="33" name="图片 16"/>
             <wp:cNvGraphicFramePr>
               <a:graphicFrameLocks xmlns:a="http://schemas.openxmlformats.org/drawingml/2006/main" noChangeAspect="1"/>
             </wp:cNvGraphicFramePr>
@@ -5023,7 +5101,7 @@
               <a:graphicData uri="http://schemas.openxmlformats.org/drawingml/2006/picture">
                 <pic:pic xmlns:pic="http://schemas.openxmlformats.org/drawingml/2006/picture">
                   <pic:nvPicPr>
-                    <pic:cNvPr id="16" name="图片 12"/>
+                    <pic:cNvPr id="33" name="图片 16"/>
                     <pic:cNvPicPr>
                       <a:picLocks noChangeAspect="1"/>
                     </pic:cNvPicPr>
@@ -5037,7 +5115,7 @@
                   <pic:spPr>
                     <a:xfrm>
                       <a:off x="0" y="0"/>
-                      <a:ext cx="5272405" cy="2893060"/>
+                      <a:ext cx="5271135" cy="1517650"/>
                     </a:xfrm>
                     <a:prstGeom prst="rect">
                       <a:avLst/>
@@ -5056,27 +5134,6 @@
     </w:p>
     <w:p>
       <w:pPr>
-        <w:pStyle w:val="3"/>
-        <w:numPr>
-          <w:ilvl w:val="0"/>
-          <w:numId w:val="1"/>
-        </w:numPr>
-        <w:bidi w:val="0"/>
-        <w:rPr>
-          <w:rFonts w:hint="default"/>
-          <w:lang w:val="en-US" w:eastAsia="zh-CN"/>
-        </w:rPr>
-      </w:pPr>
-      <w:r>
-        <w:rPr>
-          <w:rFonts w:hint="eastAsia"/>
-          <w:lang w:val="en-US" w:eastAsia="zh-CN"/>
-        </w:rPr>
-        <w:t>安装服务</w:t>
-      </w:r>
-    </w:p>
-    <w:p>
-      <w:pPr>
         <w:pStyle w:val="4"/>
         <w:numPr>
           <w:ilvl w:val="0"/>
@@ -5093,7 +5150,7 @@
           <w:rFonts w:hint="eastAsia"/>
           <w:lang w:val="en-US" w:eastAsia="zh-CN"/>
         </w:rPr>
-        <w:t>进入“服务管理”菜单项</w:t>
+        <w:t>选择“安装服务”</w:t>
       </w:r>
     </w:p>
     <w:p>
@@ -5106,9 +5163,9 @@
       <w:r>
         <w:drawing>
           <wp:inline distT="0" distB="0" distL="114300" distR="114300">
-            <wp:extent cx="5257800" cy="1657350"/>
-            <wp:effectExtent l="0" t="0" r="0" b="0"/>
-            <wp:docPr id="17" name="图片 13"/>
+            <wp:extent cx="5266690" cy="2084705"/>
+            <wp:effectExtent l="0" t="0" r="635" b="1270"/>
+            <wp:docPr id="34" name="图片 17"/>
             <wp:cNvGraphicFramePr>
               <a:graphicFrameLocks xmlns:a="http://schemas.openxmlformats.org/drawingml/2006/main" noChangeAspect="1"/>
             </wp:cNvGraphicFramePr>
@@ -5116,7 +5173,7 @@
               <a:graphicData uri="http://schemas.openxmlformats.org/drawingml/2006/picture">
                 <pic:pic xmlns:pic="http://schemas.openxmlformats.org/drawingml/2006/picture">
                   <pic:nvPicPr>
-                    <pic:cNvPr id="17" name="图片 13"/>
+                    <pic:cNvPr id="34" name="图片 17"/>
                     <pic:cNvPicPr>
                       <a:picLocks noChangeAspect="1"/>
                     </pic:cNvPicPr>
@@ -5130,7 +5187,7 @@
                   <pic:spPr>
                     <a:xfrm>
                       <a:off x="0" y="0"/>
-                      <a:ext cx="5257800" cy="1657350"/>
+                      <a:ext cx="5266690" cy="2084705"/>
                     </a:xfrm>
                     <a:prstGeom prst="rect">
                       <a:avLst/>
@@ -5149,12 +5206,6 @@
     </w:p>
     <w:p>
       <w:pPr>
-        <w:pStyle w:val="4"/>
-        <w:numPr>
-          <w:ilvl w:val="0"/>
-          <w:numId w:val="7"/>
-        </w:numPr>
-        <w:bidi w:val="0"/>
         <w:rPr>
           <w:rFonts w:hint="default"/>
           <w:lang w:val="en-US" w:eastAsia="zh-CN"/>
@@ -5165,22 +5216,16 @@
           <w:rFonts w:hint="eastAsia"/>
           <w:lang w:val="en-US" w:eastAsia="zh-CN"/>
         </w:rPr>
-        <w:t>选择“安装服务”</w:t>
-      </w:r>
-    </w:p>
-    <w:p>
-      <w:pPr>
-        <w:rPr>
-          <w:rFonts w:hint="default"/>
-          <w:lang w:val="en-US" w:eastAsia="zh-CN"/>
-        </w:rPr>
-      </w:pPr>
+        <w:t>显示“安装完成”，代表安装已经完成，根据需要再选择是否立即启动服务。</w:t>
+      </w:r>
+    </w:p>
+    <w:p>
       <w:r>
         <w:drawing>
           <wp:inline distT="0" distB="0" distL="114300" distR="114300">
-            <wp:extent cx="5271135" cy="2162810"/>
-            <wp:effectExtent l="0" t="0" r="5715" b="8890"/>
-            <wp:docPr id="18" name="图片 14"/>
+            <wp:extent cx="5270500" cy="2407285"/>
+            <wp:effectExtent l="0" t="0" r="6350" b="2540"/>
+            <wp:docPr id="35" name="图片 18"/>
             <wp:cNvGraphicFramePr>
               <a:graphicFrameLocks xmlns:a="http://schemas.openxmlformats.org/drawingml/2006/main" noChangeAspect="1"/>
             </wp:cNvGraphicFramePr>
@@ -5188,7 +5233,7 @@
               <a:graphicData uri="http://schemas.openxmlformats.org/drawingml/2006/picture">
                 <pic:pic xmlns:pic="http://schemas.openxmlformats.org/drawingml/2006/picture">
                   <pic:nvPicPr>
-                    <pic:cNvPr id="18" name="图片 14"/>
+                    <pic:cNvPr id="35" name="图片 18"/>
                     <pic:cNvPicPr>
                       <a:picLocks noChangeAspect="1"/>
                     </pic:cNvPicPr>
@@ -5202,7 +5247,7 @@
                   <pic:spPr>
                     <a:xfrm>
                       <a:off x="0" y="0"/>
-                      <a:ext cx="5271135" cy="2162810"/>
+                      <a:ext cx="5270500" cy="2407285"/>
                     </a:xfrm>
                     <a:prstGeom prst="rect">
                       <a:avLst/>
@@ -5222,25 +5267,25 @@
     <w:p>
       <w:pPr>
         <w:rPr>
-          <w:rFonts w:hint="default"/>
-          <w:lang w:val="en-US" w:eastAsia="zh-CN"/>
-        </w:rPr>
-      </w:pPr>
-      <w:r>
-        <w:rPr>
-          <w:rFonts w:hint="eastAsia"/>
-          <w:lang w:val="en-US" w:eastAsia="zh-CN"/>
-        </w:rPr>
-        <w:t>显示“安装完成”，代表安装已经完成，根据需要再选择是否立即启动服务。</w:t>
+          <w:rFonts w:hint="eastAsia"/>
+          <w:lang w:val="en-US" w:eastAsia="zh-CN"/>
+        </w:rPr>
+      </w:pPr>
+      <w:r>
+        <w:rPr>
+          <w:rFonts w:hint="eastAsia"/>
+          <w:lang w:val="en-US" w:eastAsia="zh-CN"/>
+        </w:rPr>
+        <w:t>如果选择了“是”，则会启动服务。</w:t>
       </w:r>
     </w:p>
     <w:p>
       <w:r>
         <w:drawing>
           <wp:inline distT="0" distB="0" distL="114300" distR="114300">
-            <wp:extent cx="5272405" cy="2467610"/>
-            <wp:effectExtent l="0" t="0" r="4445" b="8890"/>
-            <wp:docPr id="19" name="图片 15"/>
+            <wp:extent cx="5271135" cy="1565910"/>
+            <wp:effectExtent l="0" t="0" r="5715" b="5715"/>
+            <wp:docPr id="36" name="图片 19"/>
             <wp:cNvGraphicFramePr>
               <a:graphicFrameLocks xmlns:a="http://schemas.openxmlformats.org/drawingml/2006/main" noChangeAspect="1"/>
             </wp:cNvGraphicFramePr>
@@ -5248,7 +5293,7 @@
               <a:graphicData uri="http://schemas.openxmlformats.org/drawingml/2006/picture">
                 <pic:pic xmlns:pic="http://schemas.openxmlformats.org/drawingml/2006/picture">
                   <pic:nvPicPr>
-                    <pic:cNvPr id="19" name="图片 15"/>
+                    <pic:cNvPr id="36" name="图片 19"/>
                     <pic:cNvPicPr>
                       <a:picLocks noChangeAspect="1"/>
                     </pic:cNvPicPr>
@@ -5262,7 +5307,7 @@
                   <pic:spPr>
                     <a:xfrm>
                       <a:off x="0" y="0"/>
-                      <a:ext cx="5272405" cy="2467610"/>
+                      <a:ext cx="5271135" cy="1565910"/>
                     </a:xfrm>
                     <a:prstGeom prst="rect">
                       <a:avLst/>
@@ -5282,66 +5327,6 @@
     <w:p>
       <w:pPr>
         <w:rPr>
-          <w:rFonts w:hint="eastAsia"/>
-          <w:lang w:val="en-US" w:eastAsia="zh-CN"/>
-        </w:rPr>
-      </w:pPr>
-      <w:r>
-        <w:rPr>
-          <w:rFonts w:hint="eastAsia"/>
-          <w:lang w:val="en-US" w:eastAsia="zh-CN"/>
-        </w:rPr>
-        <w:t>如果选择了“是”，则会启动服务。</w:t>
-      </w:r>
-    </w:p>
-    <w:p>
-      <w:r>
-        <w:drawing>
-          <wp:inline distT="0" distB="0" distL="114300" distR="114300">
-            <wp:extent cx="5271770" cy="2176780"/>
-            <wp:effectExtent l="0" t="0" r="5080" b="4445"/>
-            <wp:docPr id="20" name="图片 16"/>
-            <wp:cNvGraphicFramePr>
-              <a:graphicFrameLocks xmlns:a="http://schemas.openxmlformats.org/drawingml/2006/main" noChangeAspect="1"/>
-            </wp:cNvGraphicFramePr>
-            <a:graphic xmlns:a="http://schemas.openxmlformats.org/drawingml/2006/main">
-              <a:graphicData uri="http://schemas.openxmlformats.org/drawingml/2006/picture">
-                <pic:pic xmlns:pic="http://schemas.openxmlformats.org/drawingml/2006/picture">
-                  <pic:nvPicPr>
-                    <pic:cNvPr id="20" name="图片 16"/>
-                    <pic:cNvPicPr>
-                      <a:picLocks noChangeAspect="1"/>
-                    </pic:cNvPicPr>
-                  </pic:nvPicPr>
-                  <pic:blipFill>
-                    <a:blip r:embed="rId20"/>
-                    <a:stretch>
-                      <a:fillRect/>
-                    </a:stretch>
-                  </pic:blipFill>
-                  <pic:spPr>
-                    <a:xfrm>
-                      <a:off x="0" y="0"/>
-                      <a:ext cx="5271770" cy="2176780"/>
-                    </a:xfrm>
-                    <a:prstGeom prst="rect">
-                      <a:avLst/>
-                    </a:prstGeom>
-                    <a:noFill/>
-                    <a:ln>
-                      <a:noFill/>
-                    </a:ln>
-                  </pic:spPr>
-                </pic:pic>
-              </a:graphicData>
-            </a:graphic>
-          </wp:inline>
-        </w:drawing>
-      </w:r>
-    </w:p>
-    <w:p>
-      <w:pPr>
-        <w:rPr>
           <w:rFonts w:hint="default" w:eastAsiaTheme="minorEastAsia"/>
           <w:lang w:val="en-US" w:eastAsia="zh-CN"/>
         </w:rPr>
@@ -5353,6 +5338,8 @@
         </w:rPr>
         <w:t>至此已经部署安装完成</w:t>
       </w:r>
+      <w:bookmarkStart w:id="0" w:name="_GoBack"/>
+      <w:bookmarkEnd w:id="0"/>
     </w:p>
     <w:p>
       <w:pPr>
@@ -5605,7 +5592,7 @@
     <w:lsdException w:unhideWhenUsed="0" w:uiPriority="0" w:semiHidden="0" w:name="Body Text Indent 2"/>
     <w:lsdException w:unhideWhenUsed="0" w:uiPriority="0" w:semiHidden="0" w:name="Body Text Indent 3"/>
     <w:lsdException w:unhideWhenUsed="0" w:uiPriority="0" w:semiHidden="0" w:name="Block Text"/>
-    <w:lsdException w:unhideWhenUsed="0" w:uiPriority="0" w:semiHidden="0" w:name="Hyperlink"/>
+    <w:lsdException w:qFormat="1" w:unhideWhenUsed="0" w:uiPriority="0" w:semiHidden="0" w:name="Hyperlink"/>
     <w:lsdException w:unhideWhenUsed="0" w:uiPriority="0" w:semiHidden="0" w:name="FollowedHyperlink"/>
     <w:lsdException w:qFormat="1" w:unhideWhenUsed="0" w:uiPriority="0" w:semiHidden="0" w:name="Strong"/>
     <w:lsdException w:qFormat="1" w:unhideWhenUsed="0" w:uiPriority="0" w:semiHidden="0" w:name="Emphasis"/>
@@ -5902,6 +5889,7 @@
   <w:style w:type="character" w:styleId="9">
     <w:name w:val="Hyperlink"/>
     <w:basedOn w:val="8"/>
+    <w:qFormat/>
     <w:uiPriority w:val="0"/>
     <w:rPr>
       <w:color w:val="0000FF"/>
